--- a/mengene_rapor.docx
+++ b/mengene_rapor.docx
@@ -219,25 +219,7 @@
           <w:sz w:val="28"/>
           <w:szCs w:val="28"/>
         </w:rPr>
-        <w:t xml:space="preserve">ROBOTİK VE YAPAY </w:t>
-      </w:r>
-      <w:proofErr w:type="gramStart"/>
-      <w:r>
-        <w:rPr>
-          <w:rFonts w:ascii="Arial" w:hAnsi="Arial" w:cs="Arial"/>
-          <w:sz w:val="28"/>
-          <w:szCs w:val="28"/>
-        </w:rPr>
-        <w:t>ZEKA</w:t>
-      </w:r>
-      <w:proofErr w:type="gramEnd"/>
-      <w:r>
-        <w:rPr>
-          <w:rFonts w:ascii="Arial" w:hAnsi="Arial" w:cs="Arial"/>
-          <w:sz w:val="28"/>
-          <w:szCs w:val="28"/>
-        </w:rPr>
-        <w:t xml:space="preserve"> PROGRAMI</w:t>
+        <w:t>ROBOTİK VE YAPAY ZEKA PROGRAMI</w:t>
       </w:r>
     </w:p>
     <w:p>
@@ -403,23 +385,13 @@
           <w:szCs w:val="28"/>
         </w:rPr>
       </w:pPr>
-      <w:proofErr w:type="gramStart"/>
-      <w:r>
-        <w:rPr>
-          <w:rFonts w:ascii="Arial" w:hAnsi="Arial" w:cs="Arial"/>
-          <w:sz w:val="28"/>
-          <w:szCs w:val="28"/>
-        </w:rPr>
-        <w:t>Tezgah</w:t>
-      </w:r>
-      <w:proofErr w:type="gramEnd"/>
-      <w:r>
-        <w:rPr>
-          <w:rFonts w:ascii="Arial" w:hAnsi="Arial" w:cs="Arial"/>
-          <w:sz w:val="28"/>
-          <w:szCs w:val="28"/>
-        </w:rPr>
-        <w:t xml:space="preserve"> Mengenesinin 3D Modellenmesi, Montajı ve Dinamik Simülasyon Analizi</w:t>
+      <w:r>
+        <w:rPr>
+          <w:rFonts w:ascii="Arial" w:hAnsi="Arial" w:cs="Arial"/>
+          <w:sz w:val="28"/>
+          <w:szCs w:val="28"/>
+        </w:rPr>
+        <w:t>Tezgah Mengenesinin 3D Modellenmesi, Montajı ve Dinamik Simülasyon Analizi</w:t>
       </w:r>
     </w:p>
     <w:p>
@@ -744,7 +716,6 @@
         </w:rPr>
         <w:tab/>
       </w:r>
-      <w:proofErr w:type="gramStart"/>
       <w:r>
         <w:rPr>
           <w:rFonts w:ascii="Arial" w:hAnsi="Arial" w:cs="Arial"/>
@@ -761,16 +732,7 @@
           <w:sz w:val="24"/>
           <w:szCs w:val="24"/>
         </w:rPr>
-        <w:t>..…….</w:t>
-      </w:r>
-      <w:proofErr w:type="gramEnd"/>
-      <w:r>
-        <w:rPr>
-          <w:rFonts w:ascii="Arial" w:hAnsi="Arial" w:cs="Arial"/>
-          <w:sz w:val="24"/>
-          <w:szCs w:val="24"/>
-        </w:rPr>
-        <w:t>.</w:t>
+        <w:t>..……..</w:t>
       </w:r>
     </w:p>
     <w:p>
@@ -854,33 +816,15 @@
           <w:sz w:val="28"/>
           <w:szCs w:val="28"/>
         </w:rPr>
-        <w:t>…………</w:t>
-      </w:r>
-      <w:proofErr w:type="gramStart"/>
-      <w:r>
-        <w:rPr>
-          <w:rFonts w:ascii="Arial" w:hAnsi="Arial" w:cs="Arial"/>
-          <w:sz w:val="28"/>
-          <w:szCs w:val="28"/>
-        </w:rPr>
-        <w:t>……</w:t>
-      </w:r>
-      <w:r>
-        <w:rPr>
-          <w:rFonts w:ascii="Arial" w:hAnsi="Arial" w:cs="Arial"/>
-          <w:sz w:val="28"/>
-          <w:szCs w:val="28"/>
-        </w:rPr>
-        <w:t>.</w:t>
-      </w:r>
-      <w:proofErr w:type="gramEnd"/>
-      <w:r>
-        <w:rPr>
-          <w:rFonts w:ascii="Arial" w:hAnsi="Arial" w:cs="Arial"/>
-          <w:sz w:val="28"/>
-          <w:szCs w:val="28"/>
-        </w:rPr>
-        <w:t>.</w:t>
+        <w:t>………………</w:t>
+      </w:r>
+      <w:r>
+        <w:rPr>
+          <w:rFonts w:ascii="Arial" w:hAnsi="Arial" w:cs="Arial"/>
+          <w:sz w:val="28"/>
+          <w:szCs w:val="28"/>
+        </w:rPr>
+        <w:t>..</w:t>
       </w:r>
       <w:r>
         <w:rPr>
@@ -929,25 +873,7 @@
           <w:sz w:val="28"/>
           <w:szCs w:val="28"/>
         </w:rPr>
-        <w:t>……………</w:t>
-      </w:r>
-      <w:proofErr w:type="gramStart"/>
-      <w:r>
-        <w:rPr>
-          <w:rFonts w:ascii="Arial" w:hAnsi="Arial" w:cs="Arial"/>
-          <w:sz w:val="28"/>
-          <w:szCs w:val="28"/>
-        </w:rPr>
-        <w:t>…….</w:t>
-      </w:r>
-      <w:proofErr w:type="gramEnd"/>
-      <w:r>
-        <w:rPr>
-          <w:rFonts w:ascii="Arial" w:hAnsi="Arial" w:cs="Arial"/>
-          <w:sz w:val="28"/>
-          <w:szCs w:val="28"/>
-        </w:rPr>
-        <w:t>.…………</w:t>
+        <w:t>…………………..…………</w:t>
       </w:r>
       <w:r>
         <w:rPr>
@@ -982,7 +908,6 @@
         </w:rPr>
         <w:t>INVENTOR MODEL AĞACI VE EKRAN GÖRÜNTÜLERİ</w:t>
       </w:r>
-      <w:proofErr w:type="gramStart"/>
       <w:r>
         <w:rPr>
           <w:rFonts w:ascii="Arial" w:hAnsi="Arial" w:cs="Arial"/>
@@ -1005,60 +930,15 @@
           <w:sz w:val="28"/>
           <w:szCs w:val="28"/>
         </w:rPr>
-        <w:t>.</w:t>
-      </w:r>
-      <w:proofErr w:type="gramEnd"/>
-      <w:r>
-        <w:rPr>
-          <w:rFonts w:ascii="Arial" w:hAnsi="Arial" w:cs="Arial"/>
-          <w:sz w:val="28"/>
-          <w:szCs w:val="28"/>
-        </w:rPr>
-        <w:t>.</w:t>
-      </w:r>
-      <w:r>
-        <w:rPr>
-          <w:rFonts w:ascii="Arial" w:hAnsi="Arial" w:cs="Arial"/>
-          <w:sz w:val="28"/>
-          <w:szCs w:val="28"/>
-        </w:rPr>
-        <w:t>…</w:t>
-      </w:r>
-      <w:proofErr w:type="gramStart"/>
-      <w:r>
-        <w:rPr>
-          <w:rFonts w:ascii="Arial" w:hAnsi="Arial" w:cs="Arial"/>
-          <w:sz w:val="28"/>
-          <w:szCs w:val="28"/>
-        </w:rPr>
-        <w:t>…….</w:t>
-      </w:r>
-      <w:proofErr w:type="gramEnd"/>
-      <w:r>
-        <w:rPr>
-          <w:rFonts w:ascii="Arial" w:hAnsi="Arial" w:cs="Arial"/>
-          <w:sz w:val="28"/>
-          <w:szCs w:val="28"/>
-        </w:rPr>
-        <w:t>.</w:t>
-      </w:r>
-      <w:proofErr w:type="gramStart"/>
-      <w:r>
-        <w:rPr>
-          <w:rFonts w:ascii="Arial" w:hAnsi="Arial" w:cs="Arial"/>
-          <w:sz w:val="28"/>
-          <w:szCs w:val="28"/>
-        </w:rPr>
-        <w:t>…….</w:t>
-      </w:r>
-      <w:proofErr w:type="gramEnd"/>
-      <w:r>
-        <w:rPr>
-          <w:rFonts w:ascii="Arial" w:hAnsi="Arial" w:cs="Arial"/>
-          <w:sz w:val="28"/>
-          <w:szCs w:val="28"/>
-        </w:rPr>
-        <w:t>.</w:t>
+        <w:t>..</w:t>
+      </w:r>
+      <w:r>
+        <w:rPr>
+          <w:rFonts w:ascii="Arial" w:hAnsi="Arial" w:cs="Arial"/>
+          <w:sz w:val="28"/>
+          <w:szCs w:val="28"/>
+        </w:rPr>
+        <w:t>………..……..</w:t>
       </w:r>
       <w:r>
         <w:rPr>
@@ -1091,18 +971,7 @@
           <w:sz w:val="28"/>
           <w:szCs w:val="28"/>
         </w:rPr>
-        <w:t xml:space="preserve">DİNAMİK SİMÜLASYON SÜRECİ VE KARŞILAŞILAN TEKNİK </w:t>
-      </w:r>
-      <w:proofErr w:type="gramStart"/>
-      <w:r>
-        <w:rPr>
-          <w:rFonts w:ascii="Arial" w:hAnsi="Arial" w:cs="Arial"/>
-          <w:b/>
-          <w:bCs/>
-          <w:sz w:val="28"/>
-          <w:szCs w:val="28"/>
-        </w:rPr>
-        <w:t>KISITLAR</w:t>
+        <w:t>DİNAMİK SİMÜLASYON SÜRECİ VE KARŞILAŞILAN TEKNİK KISITLAR</w:t>
       </w:r>
       <w:r>
         <w:rPr>
@@ -1114,7 +983,6 @@
         </w:rPr>
         <w:t>..</w:t>
       </w:r>
-      <w:proofErr w:type="gramEnd"/>
       <w:r>
         <w:rPr>
           <w:rFonts w:ascii="Arial" w:hAnsi="Arial" w:cs="Arial"/>
@@ -1154,16 +1022,7 @@
           <w:sz w:val="28"/>
           <w:szCs w:val="28"/>
         </w:rPr>
-        <w:t>…………</w:t>
-      </w:r>
-      <w:proofErr w:type="gramStart"/>
-      <w:r>
-        <w:rPr>
-          <w:rFonts w:ascii="Arial" w:hAnsi="Arial" w:cs="Arial"/>
-          <w:sz w:val="28"/>
-          <w:szCs w:val="28"/>
-        </w:rPr>
-        <w:t>…</w:t>
+        <w:t>……………</w:t>
       </w:r>
       <w:r>
         <w:rPr>
@@ -1187,42 +1046,15 @@
           <w:sz w:val="28"/>
           <w:szCs w:val="28"/>
         </w:rPr>
-        <w:t>.</w:t>
-      </w:r>
-      <w:proofErr w:type="gramEnd"/>
-      <w:r>
-        <w:rPr>
-          <w:rFonts w:ascii="Arial" w:hAnsi="Arial" w:cs="Arial"/>
-          <w:sz w:val="28"/>
-          <w:szCs w:val="28"/>
-        </w:rPr>
-        <w:t>.</w:t>
-      </w:r>
-      <w:r>
-        <w:rPr>
-          <w:rFonts w:ascii="Arial" w:hAnsi="Arial" w:cs="Arial"/>
-          <w:sz w:val="28"/>
-          <w:szCs w:val="28"/>
-        </w:rPr>
-        <w:t>…………………………</w:t>
-      </w:r>
-      <w:proofErr w:type="gramStart"/>
-      <w:r>
-        <w:rPr>
-          <w:rFonts w:ascii="Arial" w:hAnsi="Arial" w:cs="Arial"/>
-          <w:sz w:val="28"/>
-          <w:szCs w:val="28"/>
-        </w:rPr>
-        <w:t>…….</w:t>
-      </w:r>
-      <w:proofErr w:type="gramEnd"/>
-      <w:r>
-        <w:rPr>
-          <w:rFonts w:ascii="Arial" w:hAnsi="Arial" w:cs="Arial"/>
-          <w:sz w:val="28"/>
-          <w:szCs w:val="28"/>
-        </w:rPr>
-        <w:t>….</w:t>
+        <w:t>..</w:t>
+      </w:r>
+      <w:r>
+        <w:rPr>
+          <w:rFonts w:ascii="Arial" w:hAnsi="Arial" w:cs="Arial"/>
+          <w:sz w:val="28"/>
+          <w:szCs w:val="28"/>
+        </w:rPr>
+        <w:t>……………………………….….</w:t>
       </w:r>
       <w:r>
         <w:rPr>
@@ -1247,7 +1079,6 @@
           <w:szCs w:val="28"/>
         </w:rPr>
       </w:pPr>
-      <w:proofErr w:type="gramStart"/>
       <w:r>
         <w:rPr>
           <w:rFonts w:ascii="Arial" w:hAnsi="Arial" w:cs="Arial"/>
@@ -1272,152 +1103,71 @@
           <w:sz w:val="28"/>
           <w:szCs w:val="28"/>
         </w:rPr>
-        <w:t>.</w:t>
-      </w:r>
-      <w:proofErr w:type="gramEnd"/>
-      <w:r>
-        <w:rPr>
-          <w:rFonts w:ascii="Arial" w:hAnsi="Arial" w:cs="Arial"/>
-          <w:sz w:val="28"/>
-          <w:szCs w:val="28"/>
-        </w:rPr>
-        <w:t>.</w:t>
-      </w:r>
-      <w:r>
-        <w:rPr>
-          <w:rFonts w:ascii="Arial" w:hAnsi="Arial" w:cs="Arial"/>
-          <w:sz w:val="28"/>
-          <w:szCs w:val="28"/>
-        </w:rPr>
-        <w:t>………</w:t>
-      </w:r>
-      <w:proofErr w:type="gramStart"/>
-      <w:r>
-        <w:rPr>
-          <w:rFonts w:ascii="Arial" w:hAnsi="Arial" w:cs="Arial"/>
-          <w:sz w:val="28"/>
-          <w:szCs w:val="28"/>
-        </w:rPr>
-        <w:t>……</w:t>
-      </w:r>
-      <w:r>
-        <w:rPr>
-          <w:rFonts w:ascii="Arial" w:hAnsi="Arial" w:cs="Arial"/>
-          <w:sz w:val="28"/>
-          <w:szCs w:val="28"/>
-        </w:rPr>
-        <w:t>.</w:t>
-      </w:r>
-      <w:proofErr w:type="gramEnd"/>
-      <w:r>
-        <w:rPr>
-          <w:rFonts w:ascii="Arial" w:hAnsi="Arial" w:cs="Arial"/>
-          <w:sz w:val="28"/>
-          <w:szCs w:val="28"/>
-        </w:rPr>
-        <w:t>.</w:t>
-      </w:r>
-      <w:r>
-        <w:rPr>
-          <w:rFonts w:ascii="Arial" w:hAnsi="Arial" w:cs="Arial"/>
-          <w:sz w:val="28"/>
-          <w:szCs w:val="28"/>
-        </w:rPr>
-        <w:t>………</w:t>
-      </w:r>
-      <w:proofErr w:type="gramStart"/>
-      <w:r>
-        <w:rPr>
-          <w:rFonts w:ascii="Arial" w:hAnsi="Arial" w:cs="Arial"/>
-          <w:sz w:val="28"/>
-          <w:szCs w:val="28"/>
-        </w:rPr>
-        <w:t>……</w:t>
-      </w:r>
-      <w:r>
-        <w:rPr>
-          <w:rFonts w:ascii="Arial" w:hAnsi="Arial" w:cs="Arial"/>
-          <w:sz w:val="28"/>
-          <w:szCs w:val="28"/>
-        </w:rPr>
-        <w:t>.</w:t>
-      </w:r>
-      <w:proofErr w:type="gramEnd"/>
-      <w:r>
-        <w:rPr>
-          <w:rFonts w:ascii="Arial" w:hAnsi="Arial" w:cs="Arial"/>
-          <w:sz w:val="28"/>
-          <w:szCs w:val="28"/>
-        </w:rPr>
-        <w:t>.</w:t>
-      </w:r>
-      <w:r>
-        <w:rPr>
-          <w:rFonts w:ascii="Arial" w:hAnsi="Arial" w:cs="Arial"/>
-          <w:sz w:val="28"/>
-          <w:szCs w:val="28"/>
-        </w:rPr>
-        <w:t>………</w:t>
-      </w:r>
-      <w:proofErr w:type="gramStart"/>
-      <w:r>
-        <w:rPr>
-          <w:rFonts w:ascii="Arial" w:hAnsi="Arial" w:cs="Arial"/>
-          <w:sz w:val="28"/>
-          <w:szCs w:val="28"/>
-        </w:rPr>
-        <w:t>……</w:t>
-      </w:r>
-      <w:r>
-        <w:rPr>
-          <w:rFonts w:ascii="Arial" w:hAnsi="Arial" w:cs="Arial"/>
-          <w:sz w:val="28"/>
-          <w:szCs w:val="28"/>
-        </w:rPr>
-        <w:t>.</w:t>
-      </w:r>
-      <w:proofErr w:type="gramEnd"/>
-      <w:r>
-        <w:rPr>
-          <w:rFonts w:ascii="Arial" w:hAnsi="Arial" w:cs="Arial"/>
-          <w:sz w:val="28"/>
-          <w:szCs w:val="28"/>
-        </w:rPr>
-        <w:t>.</w:t>
-      </w:r>
-      <w:r>
-        <w:rPr>
-          <w:rFonts w:ascii="Arial" w:hAnsi="Arial" w:cs="Arial"/>
-          <w:sz w:val="28"/>
-          <w:szCs w:val="28"/>
-        </w:rPr>
-        <w:t>………</w:t>
-      </w:r>
-      <w:proofErr w:type="gramStart"/>
-      <w:r>
-        <w:rPr>
-          <w:rFonts w:ascii="Arial" w:hAnsi="Arial" w:cs="Arial"/>
-          <w:sz w:val="28"/>
-          <w:szCs w:val="28"/>
-        </w:rPr>
-        <w:t>……</w:t>
-      </w:r>
-      <w:r>
-        <w:rPr>
-          <w:rFonts w:ascii="Arial" w:hAnsi="Arial" w:cs="Arial"/>
-          <w:sz w:val="28"/>
-          <w:szCs w:val="28"/>
-        </w:rPr>
-        <w:t>.</w:t>
-      </w:r>
-      <w:proofErr w:type="gramEnd"/>
-      <w:r>
-        <w:rPr>
-          <w:rFonts w:ascii="Arial" w:hAnsi="Arial" w:cs="Arial"/>
-          <w:sz w:val="28"/>
-          <w:szCs w:val="28"/>
-        </w:rPr>
-        <w:t>.</w:t>
+        <w:t>..</w:t>
+      </w:r>
+      <w:r>
+        <w:rPr>
+          <w:rFonts w:ascii="Arial" w:hAnsi="Arial" w:cs="Arial"/>
+          <w:sz w:val="28"/>
+          <w:szCs w:val="28"/>
+        </w:rPr>
+        <w:t>……………</w:t>
+      </w:r>
+      <w:r>
+        <w:rPr>
+          <w:rFonts w:ascii="Arial" w:hAnsi="Arial" w:cs="Arial"/>
+          <w:sz w:val="28"/>
+          <w:szCs w:val="28"/>
+        </w:rPr>
+        <w:t>..</w:t>
+      </w:r>
+      <w:r>
+        <w:rPr>
+          <w:rFonts w:ascii="Arial" w:hAnsi="Arial" w:cs="Arial"/>
+          <w:sz w:val="28"/>
+          <w:szCs w:val="28"/>
+        </w:rPr>
+        <w:t>……………</w:t>
+      </w:r>
+      <w:r>
+        <w:rPr>
+          <w:rFonts w:ascii="Arial" w:hAnsi="Arial" w:cs="Arial"/>
+          <w:sz w:val="28"/>
+          <w:szCs w:val="28"/>
+        </w:rPr>
+        <w:t>..</w:t>
+      </w:r>
+      <w:r>
+        <w:rPr>
+          <w:rFonts w:ascii="Arial" w:hAnsi="Arial" w:cs="Arial"/>
+          <w:sz w:val="28"/>
+          <w:szCs w:val="28"/>
+        </w:rPr>
+        <w:t>……………</w:t>
+      </w:r>
+      <w:r>
+        <w:rPr>
+          <w:rFonts w:ascii="Arial" w:hAnsi="Arial" w:cs="Arial"/>
+          <w:sz w:val="28"/>
+          <w:szCs w:val="28"/>
+        </w:rPr>
+        <w:t>..</w:t>
+      </w:r>
+      <w:r>
+        <w:rPr>
+          <w:rFonts w:ascii="Arial" w:hAnsi="Arial" w:cs="Arial"/>
+          <w:sz w:val="28"/>
+          <w:szCs w:val="28"/>
+        </w:rPr>
+        <w:t>……………</w:t>
+      </w:r>
+      <w:r>
+        <w:rPr>
+          <w:rFonts w:ascii="Arial" w:hAnsi="Arial" w:cs="Arial"/>
+          <w:sz w:val="28"/>
+          <w:szCs w:val="28"/>
+        </w:rPr>
+        <w:t>..</w:t>
       </w:r>
       <w:r>
         <w:rPr>
@@ -1675,7 +1425,6 @@
         </w:rPr>
         <w:tab/>
       </w:r>
-      <w:proofErr w:type="gramStart"/>
       <w:r>
         <w:rPr>
           <w:rFonts w:ascii="Arial" w:hAnsi="Arial" w:cs="Arial"/>
@@ -1692,701 +1441,539 @@
           <w:sz w:val="24"/>
           <w:szCs w:val="24"/>
         </w:rPr>
-        <w:t>..…….</w:t>
-      </w:r>
-      <w:proofErr w:type="gramEnd"/>
-      <w:r>
-        <w:rPr>
-          <w:rFonts w:ascii="Arial" w:hAnsi="Arial" w:cs="Arial"/>
+        <w:t>..……..</w:t>
+      </w:r>
+    </w:p>
+    <w:p>
+      <w:pPr>
+        <w:rPr>
+          <w:rFonts w:ascii="Arial" w:hAnsi="Arial" w:cs="Arial"/>
+          <w:b/>
+          <w:bCs/>
+          <w:sz w:val="28"/>
+          <w:szCs w:val="28"/>
+        </w:rPr>
+      </w:pPr>
+      <w:r>
+        <w:rPr>
+          <w:rFonts w:ascii="Arial" w:hAnsi="Arial" w:cs="Arial"/>
+          <w:b/>
+          <w:bCs/>
+          <w:sz w:val="28"/>
+          <w:szCs w:val="28"/>
+        </w:rPr>
+        <w:lastRenderedPageBreak/>
+        <w:t>1. PROJE ÖZETİ VE HOCANIN ŞARTNAME UYUMLULUĞU</w:t>
+      </w:r>
+    </w:p>
+    <w:p>
+      <w:pPr>
+        <w:rPr>
+          <w:rFonts w:ascii="Arial" w:hAnsi="Arial" w:cs="Arial"/>
+          <w:b/>
+          <w:bCs/>
+          <w:sz w:val="28"/>
+          <w:szCs w:val="28"/>
+        </w:rPr>
+      </w:pPr>
+      <w:r>
+        <w:rPr>
+          <w:rFonts w:ascii="Arial" w:hAnsi="Arial" w:cs="Arial"/>
+          <w:b/>
+          <w:bCs/>
+          <w:sz w:val="28"/>
+          <w:szCs w:val="28"/>
+        </w:rPr>
+        <w:t>Bu proje, final sınavı yönergesinde belirtilen tüm kriterleri karşılayacak şekilde tasarlanmıştır:</w:t>
+      </w:r>
+    </w:p>
+    <w:p>
+      <w:pPr>
+        <w:rPr>
+          <w:rFonts w:ascii="Arial" w:hAnsi="Arial" w:cs="Arial"/>
+          <w:b/>
+          <w:bCs/>
+          <w:sz w:val="28"/>
+          <w:szCs w:val="28"/>
+        </w:rPr>
+      </w:pPr>
+    </w:p>
+    <w:p>
+      <w:pPr>
+        <w:rPr>
+          <w:rFonts w:ascii="Arial" w:hAnsi="Arial" w:cs="Arial"/>
+          <w:b/>
+          <w:bCs/>
+          <w:sz w:val="28"/>
+          <w:szCs w:val="28"/>
+        </w:rPr>
+      </w:pPr>
+      <w:r>
+        <w:rPr>
+          <w:rFonts w:ascii="Arial" w:hAnsi="Arial" w:cs="Arial"/>
+          <w:b/>
+          <w:bCs/>
+          <w:sz w:val="28"/>
+          <w:szCs w:val="28"/>
+        </w:rPr>
+        <w:t>Parça Sayısı Kriteri: Proje, tek bir gövdeden ibaret olmayıp, birbirine bağımlı en az 10 farklı parçadan (Alt plaka, hareketli çene, vida mili, sıkıştırma kolları, cıvatalar, pabuçlar vb.) oluşan bir montaj (Assembly) mimarisine sahiptir.</w:t>
+      </w:r>
+    </w:p>
+    <w:p>
+      <w:pPr>
+        <w:rPr>
+          <w:rFonts w:ascii="Arial" w:hAnsi="Arial" w:cs="Arial"/>
+          <w:b/>
+          <w:bCs/>
+          <w:sz w:val="28"/>
+          <w:szCs w:val="28"/>
+        </w:rPr>
+      </w:pPr>
+    </w:p>
+    <w:p>
+      <w:pPr>
+        <w:rPr>
+          <w:rFonts w:ascii="Arial" w:hAnsi="Arial" w:cs="Arial"/>
+          <w:b/>
+          <w:bCs/>
+          <w:sz w:val="28"/>
+          <w:szCs w:val="28"/>
+        </w:rPr>
+      </w:pPr>
+      <w:r>
+        <w:rPr>
+          <w:rFonts w:ascii="Arial" w:hAnsi="Arial" w:cs="Arial"/>
+          <w:b/>
+          <w:bCs/>
+          <w:sz w:val="28"/>
+          <w:szCs w:val="28"/>
+        </w:rPr>
+        <w:t>3 Farklı Hareket Sistemi Kriteri: Sistem, Lego adam veya basit piston gibi kolaya kaçan yapılar içermez. İçerisinde eşzamanlı çalışan 3 farklı hareket mekanizması barındırır:</w:t>
+      </w:r>
+    </w:p>
+    <w:p>
+      <w:pPr>
+        <w:rPr>
+          <w:rFonts w:ascii="Arial" w:hAnsi="Arial" w:cs="Arial"/>
+          <w:b/>
+          <w:bCs/>
+          <w:sz w:val="28"/>
+          <w:szCs w:val="28"/>
+        </w:rPr>
+      </w:pPr>
+    </w:p>
+    <w:p>
+      <w:pPr>
+        <w:rPr>
+          <w:rFonts w:ascii="Arial" w:hAnsi="Arial" w:cs="Arial"/>
+          <w:b/>
+          <w:bCs/>
+          <w:sz w:val="28"/>
+          <w:szCs w:val="28"/>
+        </w:rPr>
+      </w:pPr>
+      <w:r>
+        <w:rPr>
+          <w:rFonts w:ascii="Arial" w:hAnsi="Arial" w:cs="Arial"/>
+          <w:b/>
+          <w:bCs/>
+          <w:sz w:val="28"/>
+          <w:szCs w:val="28"/>
+        </w:rPr>
+        <w:t>Rotasyonel Hareket: Sıkıştırma kolu ve vida milinin kendi ekseni etrafındaki dönme hareketi.</w:t>
+      </w:r>
+    </w:p>
+    <w:p>
+      <w:pPr>
+        <w:rPr>
+          <w:rFonts w:ascii="Arial" w:hAnsi="Arial" w:cs="Arial"/>
+          <w:b/>
+          <w:bCs/>
+          <w:sz w:val="28"/>
+          <w:szCs w:val="28"/>
+        </w:rPr>
+      </w:pPr>
+    </w:p>
+    <w:p>
+      <w:pPr>
+        <w:rPr>
+          <w:rFonts w:ascii="Arial" w:hAnsi="Arial" w:cs="Arial"/>
+          <w:b/>
+          <w:bCs/>
+          <w:sz w:val="28"/>
+          <w:szCs w:val="28"/>
+        </w:rPr>
+      </w:pPr>
+      <w:r>
+        <w:rPr>
+          <w:rFonts w:ascii="Arial" w:hAnsi="Arial" w:cs="Arial"/>
+          <w:b/>
+          <w:bCs/>
+          <w:sz w:val="28"/>
+          <w:szCs w:val="28"/>
+        </w:rPr>
+        <w:t>Lineer (Doğrusal) Dönüşüm: Vida mili ve gövde arasındaki helisel (Screw) ilişki sayesinde dönme hareketinin doğrusal ilerlemeye dönüşmesi.</w:t>
+      </w:r>
+    </w:p>
+    <w:p>
+      <w:pPr>
+        <w:rPr>
+          <w:rFonts w:ascii="Arial" w:hAnsi="Arial" w:cs="Arial"/>
+          <w:b/>
+          <w:bCs/>
+          <w:sz w:val="28"/>
+          <w:szCs w:val="28"/>
+        </w:rPr>
+      </w:pPr>
+    </w:p>
+    <w:p>
+      <w:pPr>
+        <w:rPr>
+          <w:rFonts w:ascii="Arial" w:hAnsi="Arial" w:cs="Arial"/>
+          <w:sz w:val="28"/>
+          <w:szCs w:val="28"/>
+        </w:rPr>
+      </w:pPr>
+      <w:r>
+        <w:rPr>
+          <w:rFonts w:ascii="Arial" w:hAnsi="Arial" w:cs="Arial"/>
+          <w:b/>
+          <w:bCs/>
+          <w:sz w:val="28"/>
+          <w:szCs w:val="28"/>
+        </w:rPr>
+        <w:t>Pratik Kılavuz (Kızak) Hareketi: Hareketli çenenin alt şasi rayları üzerinde sadece tek eksende ileri-geri kayma (Slider/Prismatic) hareketi.</w:t>
+      </w:r>
+    </w:p>
+    <w:p>
+      <w:pPr>
+        <w:rPr>
+          <w:rFonts w:ascii="Arial" w:hAnsi="Arial" w:cs="Arial"/>
+          <w:sz w:val="28"/>
+          <w:szCs w:val="28"/>
+        </w:rPr>
+      </w:pPr>
+    </w:p>
+    <w:p>
+      <w:pPr>
+        <w:rPr>
+          <w:rFonts w:ascii="Arial" w:hAnsi="Arial" w:cs="Arial"/>
+          <w:sz w:val="28"/>
+          <w:szCs w:val="28"/>
+        </w:rPr>
+      </w:pPr>
+    </w:p>
+    <w:p>
+      <w:pPr>
+        <w:rPr>
+          <w:rFonts w:ascii="Arial" w:hAnsi="Arial" w:cs="Arial"/>
+          <w:sz w:val="28"/>
+          <w:szCs w:val="28"/>
+        </w:rPr>
+      </w:pPr>
+      <w:r>
+        <w:rPr>
+          <w:rFonts w:ascii="Arial" w:hAnsi="Arial" w:cs="Arial"/>
+          <w:b/>
+          <w:bCs/>
+          <w:sz w:val="28"/>
+          <w:szCs w:val="28"/>
+        </w:rPr>
+        <w:t>2. PROJE YÖNETİMİ VE GİTHUB SÜREÇ GEÇMİŞİ</w:t>
+      </w:r>
+    </w:p>
+    <w:p>
+      <w:pPr>
+        <w:rPr>
+          <w:rFonts w:ascii="Arial" w:hAnsi="Arial" w:cs="Arial"/>
+          <w:b/>
+          <w:bCs/>
+          <w:sz w:val="28"/>
+          <w:szCs w:val="28"/>
+        </w:rPr>
+      </w:pPr>
+      <w:r>
+        <w:rPr>
+          <w:rFonts w:ascii="Arial" w:hAnsi="Arial" w:cs="Arial"/>
+          <w:b/>
+          <w:bCs/>
+          <w:sz w:val="28"/>
+          <w:szCs w:val="28"/>
+        </w:rPr>
+        <w:t xml:space="preserve">Proje, taşınabilir laptop ve masaüstü bilgisayarlar arasında kesintisiz bir senkronizasyon sağlanması amacıyla tamamen GitHub sistemi </w:t>
+      </w:r>
+      <w:r>
+        <w:rPr>
+          <w:rFonts w:ascii="Arial" w:hAnsi="Arial" w:cs="Arial"/>
+          <w:b/>
+          <w:bCs/>
+          <w:sz w:val="28"/>
+          <w:szCs w:val="28"/>
+        </w:rPr>
+        <w:t>ile</w:t>
+      </w:r>
+      <w:r>
+        <w:rPr>
+          <w:rFonts w:ascii="Arial" w:hAnsi="Arial" w:cs="Arial"/>
+          <w:b/>
+          <w:bCs/>
+          <w:sz w:val="28"/>
+          <w:szCs w:val="28"/>
+        </w:rPr>
+        <w:t xml:space="preserve"> yürütülmüştür.</w:t>
+      </w:r>
+    </w:p>
+    <w:p>
+      <w:pPr>
+        <w:rPr>
+          <w:rFonts w:ascii="Arial" w:hAnsi="Arial" w:cs="Arial"/>
+          <w:b/>
+          <w:bCs/>
+          <w:sz w:val="16"/>
+          <w:szCs w:val="16"/>
+        </w:rPr>
+      </w:pPr>
+    </w:p>
+    <w:p>
+      <w:pPr>
+        <w:rPr>
+          <w:rFonts w:ascii="Arial" w:hAnsi="Arial" w:cs="Arial"/>
+          <w:b/>
+          <w:bCs/>
+          <w:sz w:val="28"/>
+          <w:szCs w:val="28"/>
+        </w:rPr>
+      </w:pPr>
+      <w:r>
+        <w:rPr>
+          <w:rFonts w:ascii="Arial" w:hAnsi="Arial" w:cs="Arial"/>
+          <w:b/>
+          <w:bCs/>
+          <w:sz w:val="28"/>
+          <w:szCs w:val="28"/>
+        </w:rPr>
+        <w:t xml:space="preserve">Projenin tüm aşamaları, parça modellemeleri ve revizyon geçmişi zaman damgalı commit'ler halinde yigithanyvz/cad-final-projesi deposunda </w:t>
+      </w:r>
+      <w:r>
+        <w:rPr>
+          <w:rFonts w:ascii="Arial" w:hAnsi="Arial" w:cs="Arial"/>
+          <w:b/>
+          <w:bCs/>
+          <w:sz w:val="28"/>
+          <w:szCs w:val="28"/>
+        </w:rPr>
+        <w:t xml:space="preserve">public bir şekilde </w:t>
+      </w:r>
+      <w:r>
+        <w:rPr>
+          <w:rFonts w:ascii="Arial" w:hAnsi="Arial" w:cs="Arial"/>
+          <w:b/>
+          <w:bCs/>
+          <w:sz w:val="28"/>
+          <w:szCs w:val="28"/>
+        </w:rPr>
+        <w:t>bulunmaktadır</w:t>
+      </w:r>
+      <w:r>
+        <w:rPr>
+          <w:rFonts w:ascii="Arial" w:hAnsi="Arial" w:cs="Arial"/>
+          <w:b/>
+          <w:bCs/>
+          <w:sz w:val="28"/>
+          <w:szCs w:val="28"/>
+        </w:rPr>
+        <w:t>.</w:t>
+      </w:r>
+    </w:p>
+    <w:p>
+      <w:pPr>
+        <w:rPr>
+          <w:rFonts w:ascii="Arial" w:hAnsi="Arial" w:cs="Arial"/>
+          <w:b/>
+          <w:bCs/>
+          <w:sz w:val="20"/>
+          <w:szCs w:val="20"/>
+        </w:rPr>
+      </w:pPr>
+    </w:p>
+    <w:p>
+      <w:pPr>
+        <w:rPr>
+          <w:rFonts w:ascii="Arial" w:hAnsi="Arial" w:cs="Arial"/>
+          <w:sz w:val="28"/>
+          <w:szCs w:val="28"/>
+        </w:rPr>
+      </w:pPr>
+      <w:r>
+        <w:rPr>
+          <w:rFonts w:ascii="Arial" w:hAnsi="Arial" w:cs="Arial"/>
+          <w:b/>
+          <w:bCs/>
+          <w:sz w:val="28"/>
+          <w:szCs w:val="28"/>
+        </w:rPr>
+        <w:t xml:space="preserve">Bu iş akışı sayesinde, projenin günlere yayılarak yapıldığı </w:t>
+      </w:r>
+      <w:r>
+        <w:rPr>
+          <w:rFonts w:ascii="Arial" w:hAnsi="Arial" w:cs="Arial"/>
+          <w:b/>
+          <w:bCs/>
+          <w:sz w:val="28"/>
+          <w:szCs w:val="28"/>
+        </w:rPr>
+        <w:t>görünür</w:t>
+      </w:r>
+      <w:r>
+        <w:rPr>
+          <w:rFonts w:ascii="Arial" w:hAnsi="Arial" w:cs="Arial"/>
+          <w:b/>
+          <w:bCs/>
+          <w:sz w:val="28"/>
+          <w:szCs w:val="28"/>
+        </w:rPr>
+        <w:t xml:space="preserve"> durumdadır.</w:t>
+      </w:r>
+    </w:p>
+    <w:p>
+      <w:pPr>
+        <w:rPr>
+          <w:rFonts w:ascii="Arial" w:hAnsi="Arial" w:cs="Arial"/>
+          <w:sz w:val="28"/>
+          <w:szCs w:val="28"/>
+        </w:rPr>
+      </w:pPr>
+      <w:r>
+        <w:rPr>
+          <w:rFonts w:ascii="Arial" w:hAnsi="Arial" w:cs="Arial"/>
+          <w:sz w:val="28"/>
+          <w:szCs w:val="28"/>
+        </w:rPr>
+        <w:tab/>
+      </w:r>
+      <w:r>
+        <w:rPr>
+          <w:rFonts w:ascii="Arial" w:hAnsi="Arial" w:cs="Arial"/>
+          <w:sz w:val="28"/>
+          <w:szCs w:val="28"/>
+        </w:rPr>
+        <w:tab/>
+      </w:r>
+      <w:r>
+        <w:rPr>
+          <w:rFonts w:ascii="Arial" w:hAnsi="Arial" w:cs="Arial"/>
+          <w:sz w:val="28"/>
+          <w:szCs w:val="28"/>
+        </w:rPr>
+        <w:tab/>
+      </w:r>
+      <w:r>
+        <w:rPr>
+          <w:rFonts w:ascii="Arial" w:hAnsi="Arial" w:cs="Arial"/>
+          <w:sz w:val="28"/>
+          <w:szCs w:val="28"/>
+        </w:rPr>
+        <w:tab/>
+      </w:r>
+      <w:r>
+        <w:rPr>
+          <w:rFonts w:ascii="Arial" w:hAnsi="Arial" w:cs="Arial"/>
+          <w:sz w:val="28"/>
+          <w:szCs w:val="28"/>
+        </w:rPr>
+        <w:tab/>
+      </w:r>
+      <w:r>
+        <w:rPr>
+          <w:rFonts w:ascii="Arial" w:hAnsi="Arial" w:cs="Arial"/>
+          <w:sz w:val="28"/>
+          <w:szCs w:val="28"/>
+        </w:rPr>
+        <w:tab/>
+      </w:r>
+      <w:r>
+        <w:rPr>
+          <w:rFonts w:ascii="Arial" w:hAnsi="Arial" w:cs="Arial"/>
+          <w:sz w:val="28"/>
+          <w:szCs w:val="28"/>
+        </w:rPr>
+        <w:tab/>
+      </w:r>
+      <w:r>
+        <w:rPr>
+          <w:rFonts w:ascii="Arial" w:hAnsi="Arial" w:cs="Arial"/>
+          <w:sz w:val="28"/>
+          <w:szCs w:val="28"/>
+        </w:rPr>
+        <w:tab/>
+      </w:r>
+      <w:r>
+        <w:rPr>
+          <w:rFonts w:ascii="Arial" w:hAnsi="Arial" w:cs="Arial"/>
+          <w:sz w:val="28"/>
+          <w:szCs w:val="28"/>
+        </w:rPr>
+        <w:tab/>
+      </w:r>
+      <w:r>
+        <w:rPr>
+          <w:rFonts w:ascii="Arial" w:hAnsi="Arial" w:cs="Arial"/>
+          <w:sz w:val="28"/>
+          <w:szCs w:val="28"/>
+        </w:rPr>
+        <w:tab/>
+      </w:r>
+      <w:r>
+        <w:rPr>
+          <w:rFonts w:ascii="Arial" w:hAnsi="Arial" w:cs="Arial"/>
+          <w:sz w:val="28"/>
+          <w:szCs w:val="28"/>
+        </w:rPr>
+        <w:tab/>
+      </w:r>
+      <w:r>
+        <w:rPr>
+          <w:rFonts w:ascii="Arial" w:hAnsi="Arial" w:cs="Arial"/>
+          <w:sz w:val="28"/>
+          <w:szCs w:val="28"/>
+        </w:rPr>
+        <w:tab/>
+      </w:r>
+      <w:r>
+        <w:rPr>
+          <w:rFonts w:ascii="Arial" w:hAnsi="Arial" w:cs="Arial"/>
+          <w:b/>
+          <w:bCs/>
           <w:sz w:val="24"/>
           <w:szCs w:val="24"/>
         </w:rPr>
-        <w:t>.</w:t>
-      </w:r>
-    </w:p>
-    <w:p>
-      <w:pPr>
-        <w:rPr>
-          <w:rFonts w:ascii="Arial" w:hAnsi="Arial" w:cs="Arial"/>
-          <w:b/>
-          <w:bCs/>
-          <w:sz w:val="28"/>
-          <w:szCs w:val="28"/>
-        </w:rPr>
-      </w:pPr>
-      <w:r>
-        <w:rPr>
-          <w:rFonts w:ascii="Arial" w:hAnsi="Arial" w:cs="Arial"/>
-          <w:b/>
-          <w:bCs/>
-          <w:sz w:val="28"/>
-          <w:szCs w:val="28"/>
-        </w:rPr>
-        <w:lastRenderedPageBreak/>
-        <w:t>1. PROJE ÖZETİ VE HOCANIN ŞARTNAME UYUMLULUĞU</w:t>
-      </w:r>
-    </w:p>
-    <w:p>
-      <w:pPr>
-        <w:rPr>
-          <w:rFonts w:ascii="Arial" w:hAnsi="Arial" w:cs="Arial"/>
-          <w:b/>
-          <w:bCs/>
-          <w:sz w:val="28"/>
-          <w:szCs w:val="28"/>
-        </w:rPr>
-      </w:pPr>
-      <w:r>
-        <w:rPr>
-          <w:rFonts w:ascii="Arial" w:hAnsi="Arial" w:cs="Arial"/>
-          <w:b/>
-          <w:bCs/>
-          <w:sz w:val="28"/>
-          <w:szCs w:val="28"/>
-        </w:rPr>
-        <w:t>Bu proje, final sınavı yönergesinde belirtilen tüm kriterleri karşılayacak şekilde tasarlanmıştır:</w:t>
-      </w:r>
-    </w:p>
-    <w:p>
-      <w:pPr>
-        <w:rPr>
-          <w:rFonts w:ascii="Arial" w:hAnsi="Arial" w:cs="Arial"/>
-          <w:b/>
-          <w:bCs/>
-          <w:sz w:val="28"/>
-          <w:szCs w:val="28"/>
-        </w:rPr>
-      </w:pPr>
-    </w:p>
-    <w:p>
-      <w:pPr>
-        <w:rPr>
-          <w:rFonts w:ascii="Arial" w:hAnsi="Arial" w:cs="Arial"/>
-          <w:b/>
-          <w:bCs/>
-          <w:sz w:val="28"/>
-          <w:szCs w:val="28"/>
-        </w:rPr>
-      </w:pPr>
-      <w:r>
-        <w:rPr>
-          <w:rFonts w:ascii="Arial" w:hAnsi="Arial" w:cs="Arial"/>
-          <w:b/>
-          <w:bCs/>
-          <w:sz w:val="28"/>
-          <w:szCs w:val="28"/>
-        </w:rPr>
-        <w:t>Parça Sayısı Kriteri: Proje, tek bir gövdeden ibaret olmayıp, birbirine bağımlı en az 10 farklı parçadan (Alt plaka, hareketli çene, vida mili, sıkıştırma kolları, cıvatalar, pabuçlar vb.) oluşan bir montaj (Assembly) mimarisine sahiptir.</w:t>
-      </w:r>
-    </w:p>
-    <w:p>
-      <w:pPr>
-        <w:rPr>
-          <w:rFonts w:ascii="Arial" w:hAnsi="Arial" w:cs="Arial"/>
-          <w:b/>
-          <w:bCs/>
-          <w:sz w:val="28"/>
-          <w:szCs w:val="28"/>
-        </w:rPr>
-      </w:pPr>
-    </w:p>
-    <w:p>
-      <w:pPr>
-        <w:rPr>
-          <w:rFonts w:ascii="Arial" w:hAnsi="Arial" w:cs="Arial"/>
-          <w:b/>
-          <w:bCs/>
-          <w:sz w:val="28"/>
-          <w:szCs w:val="28"/>
-        </w:rPr>
-      </w:pPr>
-      <w:r>
-        <w:rPr>
-          <w:rFonts w:ascii="Arial" w:hAnsi="Arial" w:cs="Arial"/>
-          <w:b/>
-          <w:bCs/>
-          <w:sz w:val="28"/>
-          <w:szCs w:val="28"/>
-        </w:rPr>
-        <w:t>3 Farklı Hareket Sistemi Kriteri: Sistem, Lego adam veya basit piston gibi kolaya kaçan yapılar içermez. İçerisinde eşzamanlı çalışan 3 farklı hareket mekanizması barındırır:</w:t>
-      </w:r>
-    </w:p>
-    <w:p>
-      <w:pPr>
-        <w:rPr>
-          <w:rFonts w:ascii="Arial" w:hAnsi="Arial" w:cs="Arial"/>
-          <w:b/>
-          <w:bCs/>
-          <w:sz w:val="28"/>
-          <w:szCs w:val="28"/>
-        </w:rPr>
-      </w:pPr>
-    </w:p>
-    <w:p>
-      <w:pPr>
-        <w:rPr>
-          <w:rFonts w:ascii="Arial" w:hAnsi="Arial" w:cs="Arial"/>
-          <w:b/>
-          <w:bCs/>
-          <w:sz w:val="28"/>
-          <w:szCs w:val="28"/>
-        </w:rPr>
-      </w:pPr>
-      <w:r>
-        <w:rPr>
-          <w:rFonts w:ascii="Arial" w:hAnsi="Arial" w:cs="Arial"/>
-          <w:b/>
-          <w:bCs/>
-          <w:sz w:val="28"/>
-          <w:szCs w:val="28"/>
-        </w:rPr>
-        <w:t>Rotasyonel Hareket: Sıkıştırma kolu ve vida milinin kendi ekseni etrafındaki dönme hareketi.</w:t>
-      </w:r>
-    </w:p>
-    <w:p>
-      <w:pPr>
-        <w:rPr>
-          <w:rFonts w:ascii="Arial" w:hAnsi="Arial" w:cs="Arial"/>
-          <w:b/>
-          <w:bCs/>
-          <w:sz w:val="28"/>
-          <w:szCs w:val="28"/>
-        </w:rPr>
-      </w:pPr>
-    </w:p>
-    <w:p>
-      <w:pPr>
-        <w:rPr>
-          <w:rFonts w:ascii="Arial" w:hAnsi="Arial" w:cs="Arial"/>
-          <w:b/>
-          <w:bCs/>
-          <w:sz w:val="28"/>
-          <w:szCs w:val="28"/>
-        </w:rPr>
-      </w:pPr>
-      <w:r>
-        <w:rPr>
-          <w:rFonts w:ascii="Arial" w:hAnsi="Arial" w:cs="Arial"/>
-          <w:b/>
-          <w:bCs/>
-          <w:sz w:val="28"/>
-          <w:szCs w:val="28"/>
-        </w:rPr>
-        <w:t>Lineer (Doğrusal) Dönüşüm: Vida mili ve gövde arasındaki helisel (</w:t>
-      </w:r>
-      <w:proofErr w:type="spellStart"/>
-      <w:r>
-        <w:rPr>
-          <w:rFonts w:ascii="Arial" w:hAnsi="Arial" w:cs="Arial"/>
-          <w:b/>
-          <w:bCs/>
-          <w:sz w:val="28"/>
-          <w:szCs w:val="28"/>
-        </w:rPr>
-        <w:t>Screw</w:t>
-      </w:r>
-      <w:proofErr w:type="spellEnd"/>
-      <w:r>
-        <w:rPr>
-          <w:rFonts w:ascii="Arial" w:hAnsi="Arial" w:cs="Arial"/>
-          <w:b/>
-          <w:bCs/>
-          <w:sz w:val="28"/>
-          <w:szCs w:val="28"/>
-        </w:rPr>
-        <w:t>) ilişki sayesinde dönme hareketinin doğrusal ilerlemeye dönüşmesi.</w:t>
-      </w:r>
-    </w:p>
-    <w:p>
-      <w:pPr>
-        <w:rPr>
-          <w:rFonts w:ascii="Arial" w:hAnsi="Arial" w:cs="Arial"/>
-          <w:b/>
-          <w:bCs/>
-          <w:sz w:val="28"/>
-          <w:szCs w:val="28"/>
-        </w:rPr>
-      </w:pPr>
-    </w:p>
-    <w:p>
-      <w:pPr>
-        <w:rPr>
-          <w:rFonts w:ascii="Arial" w:hAnsi="Arial" w:cs="Arial"/>
-          <w:sz w:val="28"/>
-          <w:szCs w:val="28"/>
-        </w:rPr>
-      </w:pPr>
-      <w:r>
-        <w:rPr>
-          <w:rFonts w:ascii="Arial" w:hAnsi="Arial" w:cs="Arial"/>
-          <w:b/>
-          <w:bCs/>
-          <w:sz w:val="28"/>
-          <w:szCs w:val="28"/>
-        </w:rPr>
-        <w:t>Pratik Kılavuz (Kızak) Hareketi: Hareketli çenenin alt şasi rayları üzerinde sadece tek eksende ileri-geri kayma (</w:t>
-      </w:r>
-      <w:proofErr w:type="spellStart"/>
-      <w:r>
-        <w:rPr>
-          <w:rFonts w:ascii="Arial" w:hAnsi="Arial" w:cs="Arial"/>
-          <w:b/>
-          <w:bCs/>
-          <w:sz w:val="28"/>
-          <w:szCs w:val="28"/>
-        </w:rPr>
-        <w:t>Slider</w:t>
-      </w:r>
-      <w:proofErr w:type="spellEnd"/>
-      <w:r>
-        <w:rPr>
-          <w:rFonts w:ascii="Arial" w:hAnsi="Arial" w:cs="Arial"/>
-          <w:b/>
-          <w:bCs/>
-          <w:sz w:val="28"/>
-          <w:szCs w:val="28"/>
-        </w:rPr>
-        <w:t>/</w:t>
-      </w:r>
-      <w:proofErr w:type="spellStart"/>
-      <w:r>
-        <w:rPr>
-          <w:rFonts w:ascii="Arial" w:hAnsi="Arial" w:cs="Arial"/>
-          <w:b/>
-          <w:bCs/>
-          <w:sz w:val="28"/>
-          <w:szCs w:val="28"/>
-        </w:rPr>
-        <w:t>Prismatic</w:t>
-      </w:r>
-      <w:proofErr w:type="spellEnd"/>
-      <w:r>
-        <w:rPr>
-          <w:rFonts w:ascii="Arial" w:hAnsi="Arial" w:cs="Arial"/>
-          <w:b/>
-          <w:bCs/>
-          <w:sz w:val="28"/>
-          <w:szCs w:val="28"/>
-        </w:rPr>
-        <w:t>) hareketi.</w:t>
-      </w:r>
-    </w:p>
-    <w:p>
-      <w:pPr>
-        <w:rPr>
-          <w:rFonts w:ascii="Arial" w:hAnsi="Arial" w:cs="Arial"/>
-          <w:sz w:val="28"/>
-          <w:szCs w:val="28"/>
-        </w:rPr>
-      </w:pPr>
-    </w:p>
-    <w:p>
-      <w:pPr>
-        <w:rPr>
-          <w:rFonts w:ascii="Arial" w:hAnsi="Arial" w:cs="Arial"/>
-          <w:sz w:val="28"/>
-          <w:szCs w:val="28"/>
-        </w:rPr>
-      </w:pPr>
-    </w:p>
-    <w:p>
-      <w:pPr>
-        <w:rPr>
-          <w:rFonts w:ascii="Arial" w:hAnsi="Arial" w:cs="Arial"/>
-          <w:sz w:val="28"/>
-          <w:szCs w:val="28"/>
-        </w:rPr>
-      </w:pPr>
-      <w:r>
-        <w:rPr>
-          <w:rFonts w:ascii="Arial" w:hAnsi="Arial" w:cs="Arial"/>
-          <w:b/>
-          <w:bCs/>
-          <w:sz w:val="28"/>
-          <w:szCs w:val="28"/>
-        </w:rPr>
-        <w:t>2. PROJE YÖNETİMİ VE GİTHUB SÜREÇ GEÇMİŞİ</w:t>
-      </w:r>
-    </w:p>
-    <w:p>
-      <w:pPr>
-        <w:rPr>
-          <w:rFonts w:ascii="Arial" w:hAnsi="Arial" w:cs="Arial"/>
-          <w:b/>
-          <w:bCs/>
-          <w:sz w:val="28"/>
-          <w:szCs w:val="28"/>
-        </w:rPr>
-      </w:pPr>
-      <w:r>
-        <w:rPr>
-          <w:rFonts w:ascii="Arial" w:hAnsi="Arial" w:cs="Arial"/>
-          <w:b/>
-          <w:bCs/>
-          <w:sz w:val="28"/>
-          <w:szCs w:val="28"/>
-        </w:rPr>
-        <w:t xml:space="preserve">Proje, taşınabilir laptop ve masaüstü bilgisayarlar arasında kesintisiz bir senkronizasyon sağlanması amacıyla tamamen </w:t>
-      </w:r>
-      <w:proofErr w:type="spellStart"/>
-      <w:r>
-        <w:rPr>
-          <w:rFonts w:ascii="Arial" w:hAnsi="Arial" w:cs="Arial"/>
-          <w:b/>
-          <w:bCs/>
-          <w:sz w:val="28"/>
-          <w:szCs w:val="28"/>
-        </w:rPr>
-        <w:t>GitHub</w:t>
-      </w:r>
-      <w:proofErr w:type="spellEnd"/>
-      <w:r>
-        <w:rPr>
-          <w:rFonts w:ascii="Arial" w:hAnsi="Arial" w:cs="Arial"/>
-          <w:b/>
-          <w:bCs/>
-          <w:sz w:val="28"/>
-          <w:szCs w:val="28"/>
-        </w:rPr>
-        <w:t xml:space="preserve"> sistemi </w:t>
-      </w:r>
-      <w:r>
-        <w:rPr>
-          <w:rFonts w:ascii="Arial" w:hAnsi="Arial" w:cs="Arial"/>
-          <w:b/>
-          <w:bCs/>
-          <w:sz w:val="28"/>
-          <w:szCs w:val="28"/>
-        </w:rPr>
-        <w:t>ile</w:t>
-      </w:r>
-      <w:r>
-        <w:rPr>
-          <w:rFonts w:ascii="Arial" w:hAnsi="Arial" w:cs="Arial"/>
-          <w:b/>
-          <w:bCs/>
-          <w:sz w:val="28"/>
-          <w:szCs w:val="28"/>
-        </w:rPr>
-        <w:t xml:space="preserve"> yürütülmüştür.</w:t>
-      </w:r>
-    </w:p>
-    <w:p>
-      <w:pPr>
-        <w:rPr>
-          <w:rFonts w:ascii="Arial" w:hAnsi="Arial" w:cs="Arial"/>
-          <w:b/>
-          <w:bCs/>
-          <w:sz w:val="16"/>
-          <w:szCs w:val="16"/>
-        </w:rPr>
-      </w:pPr>
-    </w:p>
-    <w:p>
-      <w:pPr>
-        <w:rPr>
-          <w:rFonts w:ascii="Arial" w:hAnsi="Arial" w:cs="Arial"/>
-          <w:b/>
-          <w:bCs/>
-          <w:sz w:val="28"/>
-          <w:szCs w:val="28"/>
-        </w:rPr>
-      </w:pPr>
-      <w:r>
-        <w:rPr>
-          <w:rFonts w:ascii="Arial" w:hAnsi="Arial" w:cs="Arial"/>
-          <w:b/>
-          <w:bCs/>
-          <w:sz w:val="28"/>
-          <w:szCs w:val="28"/>
-        </w:rPr>
-        <w:t xml:space="preserve">Projenin tüm aşamaları, parça modellemeleri ve revizyon geçmişi zaman damgalı </w:t>
-      </w:r>
-      <w:proofErr w:type="spellStart"/>
-      <w:r>
-        <w:rPr>
-          <w:rFonts w:ascii="Arial" w:hAnsi="Arial" w:cs="Arial"/>
-          <w:b/>
-          <w:bCs/>
-          <w:sz w:val="28"/>
-          <w:szCs w:val="28"/>
-        </w:rPr>
-        <w:t>commit'ler</w:t>
-      </w:r>
-      <w:proofErr w:type="spellEnd"/>
-      <w:r>
-        <w:rPr>
-          <w:rFonts w:ascii="Arial" w:hAnsi="Arial" w:cs="Arial"/>
-          <w:b/>
-          <w:bCs/>
-          <w:sz w:val="28"/>
-          <w:szCs w:val="28"/>
-        </w:rPr>
-        <w:t xml:space="preserve"> halinde </w:t>
-      </w:r>
-      <w:proofErr w:type="spellStart"/>
-      <w:r>
-        <w:rPr>
-          <w:rFonts w:ascii="Arial" w:hAnsi="Arial" w:cs="Arial"/>
-          <w:b/>
-          <w:bCs/>
-          <w:sz w:val="28"/>
-          <w:szCs w:val="28"/>
-        </w:rPr>
-        <w:t>yigithanyvz</w:t>
-      </w:r>
-      <w:proofErr w:type="spellEnd"/>
-      <w:r>
-        <w:rPr>
-          <w:rFonts w:ascii="Arial" w:hAnsi="Arial" w:cs="Arial"/>
-          <w:b/>
-          <w:bCs/>
-          <w:sz w:val="28"/>
-          <w:szCs w:val="28"/>
-        </w:rPr>
-        <w:t>/</w:t>
-      </w:r>
-      <w:proofErr w:type="spellStart"/>
-      <w:r>
-        <w:rPr>
-          <w:rFonts w:ascii="Arial" w:hAnsi="Arial" w:cs="Arial"/>
-          <w:b/>
-          <w:bCs/>
-          <w:sz w:val="28"/>
-          <w:szCs w:val="28"/>
-        </w:rPr>
-        <w:t>cad</w:t>
-      </w:r>
-      <w:proofErr w:type="spellEnd"/>
-      <w:r>
-        <w:rPr>
-          <w:rFonts w:ascii="Arial" w:hAnsi="Arial" w:cs="Arial"/>
-          <w:b/>
-          <w:bCs/>
-          <w:sz w:val="28"/>
-          <w:szCs w:val="28"/>
-        </w:rPr>
-        <w:t xml:space="preserve">-final-projesi deposunda </w:t>
-      </w:r>
-      <w:r>
-        <w:rPr>
-          <w:rFonts w:ascii="Arial" w:hAnsi="Arial" w:cs="Arial"/>
-          <w:b/>
-          <w:bCs/>
-          <w:sz w:val="28"/>
-          <w:szCs w:val="28"/>
-        </w:rPr>
-        <w:t>bulunmaktadır</w:t>
-      </w:r>
-      <w:r>
-        <w:rPr>
-          <w:rFonts w:ascii="Arial" w:hAnsi="Arial" w:cs="Arial"/>
-          <w:b/>
-          <w:bCs/>
-          <w:sz w:val="28"/>
-          <w:szCs w:val="28"/>
-        </w:rPr>
-        <w:t>.</w:t>
-      </w:r>
-    </w:p>
-    <w:p>
-      <w:pPr>
-        <w:rPr>
-          <w:rFonts w:ascii="Arial" w:hAnsi="Arial" w:cs="Arial"/>
-          <w:b/>
-          <w:bCs/>
-          <w:sz w:val="20"/>
-          <w:szCs w:val="20"/>
-        </w:rPr>
-      </w:pPr>
-    </w:p>
-    <w:p>
-      <w:pPr>
-        <w:rPr>
-          <w:rFonts w:ascii="Arial" w:hAnsi="Arial" w:cs="Arial"/>
-          <w:sz w:val="28"/>
-          <w:szCs w:val="28"/>
-        </w:rPr>
-      </w:pPr>
-      <w:r>
-        <w:rPr>
-          <w:rFonts w:ascii="Arial" w:hAnsi="Arial" w:cs="Arial"/>
-          <w:b/>
-          <w:bCs/>
-          <w:sz w:val="28"/>
-          <w:szCs w:val="28"/>
-        </w:rPr>
-        <w:t xml:space="preserve">Bu iş akışı sayesinde, projenin günlere yayılarak yapıldığı </w:t>
-      </w:r>
-      <w:r>
-        <w:rPr>
-          <w:rFonts w:ascii="Arial" w:hAnsi="Arial" w:cs="Arial"/>
-          <w:b/>
-          <w:bCs/>
-          <w:sz w:val="28"/>
-          <w:szCs w:val="28"/>
-        </w:rPr>
-        <w:t>görünür</w:t>
-      </w:r>
-      <w:r>
-        <w:rPr>
-          <w:rFonts w:ascii="Arial" w:hAnsi="Arial" w:cs="Arial"/>
-          <w:b/>
-          <w:bCs/>
-          <w:sz w:val="28"/>
-          <w:szCs w:val="28"/>
-        </w:rPr>
-        <w:t xml:space="preserve"> durumdadır.</w:t>
-      </w:r>
-    </w:p>
-    <w:p>
-      <w:pPr>
-        <w:rPr>
-          <w:rFonts w:ascii="Arial" w:hAnsi="Arial" w:cs="Arial"/>
-          <w:sz w:val="28"/>
-          <w:szCs w:val="28"/>
-        </w:rPr>
-      </w:pPr>
-      <w:r>
-        <w:rPr>
-          <w:rFonts w:ascii="Arial" w:hAnsi="Arial" w:cs="Arial"/>
-          <w:sz w:val="28"/>
-          <w:szCs w:val="28"/>
-        </w:rPr>
-        <w:tab/>
-      </w:r>
-      <w:r>
-        <w:rPr>
-          <w:rFonts w:ascii="Arial" w:hAnsi="Arial" w:cs="Arial"/>
-          <w:sz w:val="28"/>
-          <w:szCs w:val="28"/>
-        </w:rPr>
-        <w:tab/>
-      </w:r>
-      <w:r>
-        <w:rPr>
-          <w:rFonts w:ascii="Arial" w:hAnsi="Arial" w:cs="Arial"/>
-          <w:sz w:val="28"/>
-          <w:szCs w:val="28"/>
-        </w:rPr>
-        <w:tab/>
-      </w:r>
-      <w:r>
-        <w:rPr>
-          <w:rFonts w:ascii="Arial" w:hAnsi="Arial" w:cs="Arial"/>
-          <w:sz w:val="28"/>
-          <w:szCs w:val="28"/>
-        </w:rPr>
-        <w:tab/>
-      </w:r>
-      <w:r>
-        <w:rPr>
-          <w:rFonts w:ascii="Arial" w:hAnsi="Arial" w:cs="Arial"/>
-          <w:sz w:val="28"/>
-          <w:szCs w:val="28"/>
-        </w:rPr>
-        <w:tab/>
-      </w:r>
-      <w:r>
-        <w:rPr>
-          <w:rFonts w:ascii="Arial" w:hAnsi="Arial" w:cs="Arial"/>
-          <w:sz w:val="28"/>
-          <w:szCs w:val="28"/>
-        </w:rPr>
-        <w:tab/>
-      </w:r>
-      <w:r>
-        <w:rPr>
-          <w:rFonts w:ascii="Arial" w:hAnsi="Arial" w:cs="Arial"/>
-          <w:sz w:val="28"/>
-          <w:szCs w:val="28"/>
-        </w:rPr>
-        <w:tab/>
-      </w:r>
-      <w:r>
-        <w:rPr>
-          <w:rFonts w:ascii="Arial" w:hAnsi="Arial" w:cs="Arial"/>
-          <w:sz w:val="28"/>
-          <w:szCs w:val="28"/>
-        </w:rPr>
-        <w:tab/>
-      </w:r>
-      <w:r>
-        <w:rPr>
-          <w:rFonts w:ascii="Arial" w:hAnsi="Arial" w:cs="Arial"/>
-          <w:sz w:val="28"/>
-          <w:szCs w:val="28"/>
-        </w:rPr>
-        <w:tab/>
-      </w:r>
-      <w:r>
-        <w:rPr>
-          <w:rFonts w:ascii="Arial" w:hAnsi="Arial" w:cs="Arial"/>
-          <w:sz w:val="28"/>
-          <w:szCs w:val="28"/>
-        </w:rPr>
-        <w:tab/>
-      </w:r>
-      <w:r>
-        <w:rPr>
-          <w:rFonts w:ascii="Arial" w:hAnsi="Arial" w:cs="Arial"/>
-          <w:sz w:val="28"/>
-          <w:szCs w:val="28"/>
-        </w:rPr>
-        <w:tab/>
-      </w:r>
-      <w:r>
-        <w:rPr>
-          <w:rFonts w:ascii="Arial" w:hAnsi="Arial" w:cs="Arial"/>
-          <w:sz w:val="28"/>
-          <w:szCs w:val="28"/>
-        </w:rPr>
-        <w:tab/>
-      </w:r>
-      <w:proofErr w:type="gramStart"/>
-      <w:r>
-        <w:rPr>
-          <w:rFonts w:ascii="Arial" w:hAnsi="Arial" w:cs="Arial"/>
-          <w:b/>
-          <w:bCs/>
+        <w:t>PARAF:</w:t>
+      </w:r>
+      <w:r>
+        <w:rPr>
+          <w:rFonts w:ascii="Arial" w:hAnsi="Arial" w:cs="Arial"/>
           <w:sz w:val="24"/>
           <w:szCs w:val="24"/>
         </w:rPr>
-        <w:t>PARAF:</w:t>
-      </w:r>
-      <w:r>
-        <w:rPr>
-          <w:rFonts w:ascii="Arial" w:hAnsi="Arial" w:cs="Arial"/>
-          <w:sz w:val="24"/>
-          <w:szCs w:val="24"/>
-        </w:rPr>
-        <w:t>..…….</w:t>
-      </w:r>
-      <w:proofErr w:type="gramEnd"/>
-      <w:r>
-        <w:rPr>
-          <w:rFonts w:ascii="Arial" w:hAnsi="Arial" w:cs="Arial"/>
-          <w:sz w:val="24"/>
-          <w:szCs w:val="24"/>
-        </w:rPr>
-        <w:t>.</w:t>
-      </w:r>
-    </w:p>
-    <w:p>
-      <w:pPr>
-        <w:rPr>
-          <w:rFonts w:ascii="Arial" w:hAnsi="Arial" w:cs="Arial"/>
-          <w:b/>
-          <w:bCs/>
-          <w:sz w:val="28"/>
-          <w:szCs w:val="28"/>
-        </w:rPr>
-      </w:pPr>
-      <w:r>
-        <w:rPr>
-          <w:rFonts w:ascii="Arial" w:hAnsi="Arial" w:cs="Arial"/>
-          <w:b/>
-          <w:bCs/>
+        <w:t>..……..</w:t>
+      </w:r>
+    </w:p>
+    <w:p>
+      <w:pPr>
+        <w:rPr>
+          <w:rFonts w:ascii="Arial" w:hAnsi="Arial" w:cs="Arial"/>
+          <w:b/>
+          <w:bCs/>
+          <w:sz w:val="28"/>
+          <w:szCs w:val="28"/>
+        </w:rPr>
+      </w:pPr>
+      <w:r>
+        <w:rPr>
+          <w:rFonts w:ascii="Arial" w:hAnsi="Arial" w:cs="Arial"/>
+          <w:b/>
+          <w:bCs/>
+          <w:noProof/>
           <w:sz w:val="28"/>
           <w:szCs w:val="28"/>
         </w:rPr>
@@ -2474,6 +2061,7 @@
           <w:rFonts w:ascii="Arial" w:hAnsi="Arial" w:cs="Arial"/>
           <w:b/>
           <w:bCs/>
+          <w:noProof/>
           <w:sz w:val="28"/>
           <w:szCs w:val="28"/>
         </w:rPr>
@@ -2538,6 +2126,7 @@
           <w:rFonts w:ascii="Arial" w:hAnsi="Arial" w:cs="Arial"/>
           <w:b/>
           <w:bCs/>
+          <w:noProof/>
           <w:sz w:val="28"/>
           <w:szCs w:val="28"/>
         </w:rPr>
@@ -2748,7 +2337,6 @@
         </w:rPr>
         <w:tab/>
       </w:r>
-      <w:proofErr w:type="gramStart"/>
       <w:r>
         <w:rPr>
           <w:rFonts w:ascii="Arial" w:hAnsi="Arial" w:cs="Arial"/>
@@ -2765,16 +2353,7 @@
           <w:sz w:val="24"/>
           <w:szCs w:val="24"/>
         </w:rPr>
-        <w:t>..…….</w:t>
-      </w:r>
-      <w:proofErr w:type="gramEnd"/>
-      <w:r>
-        <w:rPr>
-          <w:rFonts w:ascii="Arial" w:hAnsi="Arial" w:cs="Arial"/>
-          <w:sz w:val="24"/>
-          <w:szCs w:val="24"/>
-        </w:rPr>
-        <w:t>.</w:t>
+        <w:t>..……..</w:t>
       </w:r>
     </w:p>
     <w:p>
@@ -2827,51 +2406,7 @@
           <w:sz w:val="28"/>
           <w:szCs w:val="28"/>
         </w:rPr>
-        <w:t xml:space="preserve">Montaj odasında (Assembly) tüm parçalar milimetrik kumpas ölçülerine göre hatasız bir şekilde bir araya getirilmiş, malzemeleri atanmıştır. Ancak hareketli animasyon ve </w:t>
-      </w:r>
-      <w:proofErr w:type="spellStart"/>
-      <w:r>
-        <w:rPr>
-          <w:rFonts w:ascii="Arial" w:hAnsi="Arial" w:cs="Arial"/>
-          <w:b/>
-          <w:bCs/>
-          <w:sz w:val="28"/>
-          <w:szCs w:val="28"/>
-        </w:rPr>
-        <w:t>Dynamic</w:t>
-      </w:r>
-      <w:proofErr w:type="spellEnd"/>
-      <w:r>
-        <w:rPr>
-          <w:rFonts w:ascii="Arial" w:hAnsi="Arial" w:cs="Arial"/>
-          <w:b/>
-          <w:bCs/>
-          <w:sz w:val="28"/>
-          <w:szCs w:val="28"/>
-        </w:rPr>
-        <w:t xml:space="preserve"> </w:t>
-      </w:r>
-      <w:proofErr w:type="spellStart"/>
-      <w:r>
-        <w:rPr>
-          <w:rFonts w:ascii="Arial" w:hAnsi="Arial" w:cs="Arial"/>
-          <w:b/>
-          <w:bCs/>
-          <w:sz w:val="28"/>
-          <w:szCs w:val="28"/>
-        </w:rPr>
-        <w:t>Simulation</w:t>
-      </w:r>
-      <w:proofErr w:type="spellEnd"/>
-      <w:r>
-        <w:rPr>
-          <w:rFonts w:ascii="Arial" w:hAnsi="Arial" w:cs="Arial"/>
-          <w:b/>
-          <w:bCs/>
-          <w:sz w:val="28"/>
-          <w:szCs w:val="28"/>
-        </w:rPr>
-        <w:t xml:space="preserve"> ortamına geçildiğinde yazılımsal bir kısıt ile karşılaşılmıştır.</w:t>
+        <w:t>Montaj odasında (Assembly) tüm parçalar milimetrik kumpas ölçülerine göre hatasız bir şekilde bir araya getirilmiş, malzemeleri atanmıştır. Ancak hareketli animasyon ve Dynamic Simulation ortamına geçildiğinde yazılımsal bir kısıt ile karşılaşılmıştır.</w:t>
       </w:r>
     </w:p>
     <w:p>
@@ -2896,95 +2431,7 @@
           <w:sz w:val="28"/>
           <w:szCs w:val="28"/>
         </w:rPr>
-        <w:t>Sorunun Teknik Analizi: Hareketli çene ile vida mili montaj odasında birbirine yaslandığında (</w:t>
-      </w:r>
-      <w:proofErr w:type="spellStart"/>
-      <w:r>
-        <w:rPr>
-          <w:rFonts w:ascii="Arial" w:hAnsi="Arial" w:cs="Arial"/>
-          <w:b/>
-          <w:bCs/>
-          <w:sz w:val="28"/>
-          <w:szCs w:val="28"/>
-        </w:rPr>
-        <w:t>Mate</w:t>
-      </w:r>
-      <w:proofErr w:type="spellEnd"/>
-      <w:r>
-        <w:rPr>
-          <w:rFonts w:ascii="Arial" w:hAnsi="Arial" w:cs="Arial"/>
-          <w:b/>
-          <w:bCs/>
-          <w:sz w:val="28"/>
-          <w:szCs w:val="28"/>
-        </w:rPr>
-        <w:t xml:space="preserve">), </w:t>
-      </w:r>
-      <w:proofErr w:type="spellStart"/>
-      <w:r>
-        <w:rPr>
-          <w:rFonts w:ascii="Arial" w:hAnsi="Arial" w:cs="Arial"/>
-          <w:b/>
-          <w:bCs/>
-          <w:sz w:val="28"/>
-          <w:szCs w:val="28"/>
-        </w:rPr>
-        <w:t>Inventor'ın</w:t>
-      </w:r>
-      <w:proofErr w:type="spellEnd"/>
-      <w:r>
-        <w:rPr>
-          <w:rFonts w:ascii="Arial" w:hAnsi="Arial" w:cs="Arial"/>
-          <w:b/>
-          <w:bCs/>
-          <w:sz w:val="28"/>
-          <w:szCs w:val="28"/>
-        </w:rPr>
-        <w:t xml:space="preserve"> güncel sürümündeki simülasyon motoru bu ilişkiyi otomatik olarak </w:t>
-      </w:r>
-      <w:proofErr w:type="spellStart"/>
-      <w:r>
-        <w:rPr>
-          <w:rFonts w:ascii="Arial" w:hAnsi="Arial" w:cs="Arial"/>
-          <w:b/>
-          <w:bCs/>
-          <w:sz w:val="28"/>
-          <w:szCs w:val="28"/>
-        </w:rPr>
-        <w:t>Cylindrical</w:t>
-      </w:r>
-      <w:proofErr w:type="spellEnd"/>
-      <w:r>
-        <w:rPr>
-          <w:rFonts w:ascii="Arial" w:hAnsi="Arial" w:cs="Arial"/>
-          <w:b/>
-          <w:bCs/>
-          <w:sz w:val="28"/>
-          <w:szCs w:val="28"/>
-        </w:rPr>
-        <w:t xml:space="preserve"> ve Point-</w:t>
-      </w:r>
-      <w:proofErr w:type="spellStart"/>
-      <w:r>
-        <w:rPr>
-          <w:rFonts w:ascii="Arial" w:hAnsi="Arial" w:cs="Arial"/>
-          <w:b/>
-          <w:bCs/>
-          <w:sz w:val="28"/>
-          <w:szCs w:val="28"/>
-        </w:rPr>
-        <w:t>Plane</w:t>
-      </w:r>
-      <w:proofErr w:type="spellEnd"/>
-      <w:r>
-        <w:rPr>
-          <w:rFonts w:ascii="Arial" w:hAnsi="Arial" w:cs="Arial"/>
-          <w:b/>
-          <w:bCs/>
-          <w:sz w:val="28"/>
-          <w:szCs w:val="28"/>
-        </w:rPr>
-        <w:t xml:space="preserve"> mafsallarına dönüştürmektedir.</w:t>
+        <w:t>Sorunun Teknik Analizi: Hareketli çene ile vida mili montaj odasında birbirine yaslandığında (Mate), Inventor'ın güncel sürümündeki simülasyon motoru bu ilişkiyi otomatik olarak Cylindrical ve Point-Plane mafsallarına dönüştürmektedir.</w:t>
       </w:r>
     </w:p>
     <w:p>
@@ -3009,95 +2456,7 @@
           <w:sz w:val="28"/>
           <w:szCs w:val="28"/>
         </w:rPr>
-        <w:t xml:space="preserve">Sisteme dönme ve ilerleme hızını (5760 </w:t>
-      </w:r>
-      <w:proofErr w:type="spellStart"/>
-      <w:r>
-        <w:rPr>
-          <w:rFonts w:ascii="Arial" w:hAnsi="Arial" w:cs="Arial"/>
-          <w:b/>
-          <w:bCs/>
-          <w:sz w:val="28"/>
-          <w:szCs w:val="28"/>
-        </w:rPr>
-        <w:t>deg</w:t>
-      </w:r>
-      <w:proofErr w:type="spellEnd"/>
-      <w:r>
-        <w:rPr>
-          <w:rFonts w:ascii="Arial" w:hAnsi="Arial" w:cs="Arial"/>
-          <w:b/>
-          <w:bCs/>
-          <w:sz w:val="28"/>
-          <w:szCs w:val="28"/>
-        </w:rPr>
-        <w:t xml:space="preserve">/s) vermek için ana mekanizma olan </w:t>
-      </w:r>
-      <w:proofErr w:type="spellStart"/>
-      <w:r>
-        <w:rPr>
-          <w:rFonts w:ascii="Arial" w:hAnsi="Arial" w:cs="Arial"/>
-          <w:b/>
-          <w:bCs/>
-          <w:sz w:val="28"/>
-          <w:szCs w:val="28"/>
-        </w:rPr>
-        <w:t>Screw</w:t>
-      </w:r>
-      <w:proofErr w:type="spellEnd"/>
-      <w:r>
-        <w:rPr>
-          <w:rFonts w:ascii="Arial" w:hAnsi="Arial" w:cs="Arial"/>
-          <w:b/>
-          <w:bCs/>
-          <w:sz w:val="28"/>
-          <w:szCs w:val="28"/>
-        </w:rPr>
-        <w:t xml:space="preserve"> </w:t>
-      </w:r>
-      <w:proofErr w:type="spellStart"/>
-      <w:r>
-        <w:rPr>
-          <w:rFonts w:ascii="Arial" w:hAnsi="Arial" w:cs="Arial"/>
-          <w:b/>
-          <w:bCs/>
-          <w:sz w:val="28"/>
-          <w:szCs w:val="28"/>
-        </w:rPr>
-        <w:t>Joint</w:t>
-      </w:r>
-      <w:proofErr w:type="spellEnd"/>
-      <w:r>
-        <w:rPr>
-          <w:rFonts w:ascii="Arial" w:hAnsi="Arial" w:cs="Arial"/>
-          <w:b/>
-          <w:bCs/>
-          <w:sz w:val="28"/>
-          <w:szCs w:val="28"/>
-        </w:rPr>
-        <w:t xml:space="preserve"> (Vida Mafsalı) eklendiğinde, otomatik oluşan bu bağlar simülasyon ortamında matematiksel olarak çakışmakta ve "</w:t>
-      </w:r>
-      <w:proofErr w:type="spellStart"/>
-      <w:r>
-        <w:rPr>
-          <w:rFonts w:ascii="Arial" w:hAnsi="Arial" w:cs="Arial"/>
-          <w:b/>
-          <w:bCs/>
-          <w:sz w:val="28"/>
-          <w:szCs w:val="28"/>
-        </w:rPr>
-        <w:t>Over-Constraint</w:t>
-      </w:r>
-      <w:proofErr w:type="spellEnd"/>
-      <w:r>
-        <w:rPr>
-          <w:rFonts w:ascii="Arial" w:hAnsi="Arial" w:cs="Arial"/>
-          <w:b/>
-          <w:bCs/>
-          <w:sz w:val="28"/>
-          <w:szCs w:val="28"/>
-        </w:rPr>
-        <w:t>" (Aşırı Sınırlandırma) hatası vererek simülasyon mekanizmasını kilitlemektedir.</w:t>
+        <w:t>Sisteme dönme ve ilerleme hızını (5760 deg/s) vermek için ana mekanizma olan Screw Joint (Vida Mafsalı) eklendiğinde, otomatik oluşan bu bağlar simülasyon ortamında matematiksel olarak çakışmakta ve "Over-Constraint" (Aşırı Sınırlandırma) hatası vererek simülasyon mekanizmasını kilitlemektedir.</w:t>
       </w:r>
     </w:p>
     <w:p>
@@ -3122,51 +2481,7 @@
           <w:sz w:val="28"/>
           <w:szCs w:val="28"/>
         </w:rPr>
-        <w:t xml:space="preserve">Süreç boyunca yapay </w:t>
-      </w:r>
-      <w:proofErr w:type="gramStart"/>
-      <w:r>
-        <w:rPr>
-          <w:rFonts w:ascii="Arial" w:hAnsi="Arial" w:cs="Arial"/>
-          <w:b/>
-          <w:bCs/>
-          <w:sz w:val="28"/>
-          <w:szCs w:val="28"/>
-        </w:rPr>
-        <w:t>zeka</w:t>
-      </w:r>
-      <w:proofErr w:type="gramEnd"/>
-      <w:r>
-        <w:rPr>
-          <w:rFonts w:ascii="Arial" w:hAnsi="Arial" w:cs="Arial"/>
-          <w:b/>
-          <w:bCs/>
-          <w:sz w:val="28"/>
-          <w:szCs w:val="28"/>
-        </w:rPr>
-        <w:t xml:space="preserve"> yardımıyla otomatik mafsal dönüşümlerinin kapatılması, alt montajların </w:t>
-      </w:r>
-      <w:proofErr w:type="spellStart"/>
-      <w:r>
-        <w:rPr>
-          <w:rFonts w:ascii="Arial" w:hAnsi="Arial" w:cs="Arial"/>
-          <w:b/>
-          <w:bCs/>
-          <w:sz w:val="28"/>
-          <w:szCs w:val="28"/>
-        </w:rPr>
-        <w:t>Flexible</w:t>
-      </w:r>
-      <w:proofErr w:type="spellEnd"/>
-      <w:r>
-        <w:rPr>
-          <w:rFonts w:ascii="Arial" w:hAnsi="Arial" w:cs="Arial"/>
-          <w:b/>
-          <w:bCs/>
-          <w:sz w:val="28"/>
-          <w:szCs w:val="28"/>
-        </w:rPr>
-        <w:t xml:space="preserve"> yapılması ve parçaların tekil olarak çağrılması gibi endüstriyel çözüm yolları ardışık olarak denenmiş; mekanizma geometrisi ve malzeme atamaları eksiksiz tamamlansa da </w:t>
+        <w:t xml:space="preserve">Süreç boyunca yapay zeka yardımıyla otomatik mafsal dönüşümlerinin kapatılması, alt montajların Flexible yapılması ve parçaların tekil olarak çağrılması gibi endüstriyel çözüm yolları ardışık olarak denenmiş; mekanizma geometrisi ve malzeme atamaları eksiksiz tamamlansa da </w:t>
       </w:r>
       <w:r>
         <w:rPr>
@@ -3259,43 +2574,7 @@
           <w:sz w:val="28"/>
           <w:szCs w:val="28"/>
         </w:rPr>
-        <w:t xml:space="preserve">Yazılımsal bir çakışma nedeniyle animasyon simülasyonu nihai kararlılığına ulaştırılamamış olsa </w:t>
-      </w:r>
-      <w:proofErr w:type="gramStart"/>
-      <w:r>
-        <w:rPr>
-          <w:rFonts w:ascii="Arial" w:hAnsi="Arial" w:cs="Arial"/>
-          <w:sz w:val="28"/>
-          <w:szCs w:val="28"/>
-        </w:rPr>
-        <w:t>da,</w:t>
-      </w:r>
-      <w:proofErr w:type="gramEnd"/>
-      <w:r>
-        <w:rPr>
-          <w:rFonts w:ascii="Arial" w:hAnsi="Arial" w:cs="Arial"/>
-          <w:sz w:val="28"/>
-          <w:szCs w:val="28"/>
-        </w:rPr>
-        <w:t xml:space="preserve"> şartnamede yer alan; 10'dan fazla parçanın modellenmesi, malzeme atamaları, renklendirmeler ve 3 farklı hareket sisteminin montaj ilişkileri bilgisayar ortamında sunuma hazır hale getirilmiştir. </w:t>
-      </w:r>
-      <w:proofErr w:type="spellStart"/>
-      <w:r>
-        <w:rPr>
-          <w:rFonts w:ascii="Arial" w:hAnsi="Arial" w:cs="Arial"/>
-          <w:sz w:val="28"/>
-          <w:szCs w:val="28"/>
-        </w:rPr>
-        <w:t>GitHub</w:t>
-      </w:r>
-      <w:proofErr w:type="spellEnd"/>
-      <w:r>
-        <w:rPr>
-          <w:rFonts w:ascii="Arial" w:hAnsi="Arial" w:cs="Arial"/>
-          <w:sz w:val="28"/>
-          <w:szCs w:val="28"/>
-        </w:rPr>
-        <w:t xml:space="preserve"> geçmişinde de görüldüğü üzere sarf edilen </w:t>
+        <w:t xml:space="preserve">Yazılımsal bir çakışma nedeniyle animasyon simülasyonu nihai kararlılığına ulaştırılamamış olsa da, şartnamede yer alan; 10'dan fazla parçanın modellenmesi, malzeme atamaları, renklendirmeler ve 3 farklı hareket sisteminin montaj ilişkileri bilgisayar ortamında sunuma hazır hale getirilmiştir. GitHub geçmişinde de görüldüğü üzere sarf edilen </w:t>
       </w:r>
       <w:r>
         <w:rPr>
@@ -3311,7 +2590,7 @@
           <w:sz w:val="28"/>
           <w:szCs w:val="28"/>
         </w:rPr>
-        <w:t xml:space="preserve"> ve karşılaşılan teknik problem karşısında gösterilen mühendislik çözüm çabasının takdirini saygıdeğer hocama arz ederim.</w:t>
+        <w:t xml:space="preserve"> ve karşılaşılan teknik problem karşısında gösterilen çözüm çabasının takdirini saygıdeğer hocama arz ederim.</w:t>
       </w:r>
     </w:p>
     <w:p>
@@ -3437,7 +2716,6 @@
         </w:rPr>
         <w:tab/>
       </w:r>
-      <w:proofErr w:type="gramStart"/>
       <w:r>
         <w:rPr>
           <w:rFonts w:ascii="Arial" w:hAnsi="Arial" w:cs="Arial"/>
@@ -3454,658 +2732,449 @@
           <w:sz w:val="24"/>
           <w:szCs w:val="24"/>
         </w:rPr>
-        <w:t>..…….</w:t>
-      </w:r>
-      <w:proofErr w:type="gramEnd"/>
-      <w:r>
+        <w:t>..……..</w:t>
+      </w:r>
+    </w:p>
+    <w:p>
+      <w:pPr>
         <w:rPr>
           <w:rFonts w:ascii="Arial" w:hAnsi="Arial" w:cs="Arial"/>
           <w:sz w:val="24"/>
           <w:szCs w:val="24"/>
         </w:rPr>
-        <w:t>.</w:t>
-      </w:r>
-    </w:p>
-    <w:p>
-      <w:pPr>
-        <w:rPr>
-          <w:rFonts w:ascii="Arial" w:hAnsi="Arial" w:cs="Arial"/>
+      </w:pPr>
+      <w:r>
+        <w:rPr>
+          <w:rFonts w:ascii="Arial" w:hAnsi="Arial" w:cs="Arial"/>
+          <w:b/>
+          <w:bCs/>
+          <w:sz w:val="32"/>
+          <w:szCs w:val="32"/>
+        </w:rPr>
+        <w:lastRenderedPageBreak/>
+        <w:t>6.</w:t>
+      </w:r>
+      <w:r>
+        <w:rPr>
+          <w:rFonts w:ascii="Arial" w:hAnsi="Arial" w:cs="Arial"/>
+          <w:b/>
+          <w:bCs/>
+          <w:sz w:val="36"/>
+          <w:szCs w:val="36"/>
+        </w:rPr>
+        <w:t xml:space="preserve">   </w:t>
+      </w:r>
+      <w:r>
+        <w:rPr>
+          <w:rFonts w:ascii="Arial" w:hAnsi="Arial" w:cs="Arial"/>
+          <w:b/>
+          <w:bCs/>
+          <w:sz w:val="28"/>
+          <w:szCs w:val="28"/>
+        </w:rPr>
+        <w:t>KAYNAKÇA</w:t>
+      </w:r>
+      <w:r>
+        <w:rPr>
+          <w:rFonts w:ascii="Arial" w:hAnsi="Arial" w:cs="Arial"/>
+          <w:b/>
+          <w:bCs/>
+          <w:sz w:val="28"/>
+          <w:szCs w:val="28"/>
+        </w:rPr>
+        <w:t xml:space="preserve">  </w:t>
+      </w:r>
+    </w:p>
+    <w:p>
+      <w:pPr>
+        <w:rPr>
+          <w:rFonts w:ascii="Arial" w:hAnsi="Arial" w:cs="Arial"/>
+          <w:b/>
+          <w:bCs/>
+          <w:sz w:val="28"/>
+          <w:szCs w:val="28"/>
+        </w:rPr>
+      </w:pPr>
+    </w:p>
+    <w:p>
+      <w:pPr>
+        <w:rPr>
+          <w:rFonts w:ascii="Arial" w:hAnsi="Arial" w:cs="Arial"/>
+          <w:sz w:val="28"/>
+          <w:szCs w:val="28"/>
+        </w:rPr>
+      </w:pPr>
+      <w:r>
+        <w:rPr>
+          <w:rFonts w:ascii="Arial" w:hAnsi="Arial" w:cs="Arial"/>
+          <w:sz w:val="28"/>
+          <w:szCs w:val="28"/>
+        </w:rPr>
+        <w:t>1. Autodesk Inventor Professional 2025/2026 Help &amp; Kinematics Documentation.</w:t>
+      </w:r>
+    </w:p>
+    <w:p>
+      <w:pPr>
+        <w:rPr>
+          <w:rFonts w:ascii="Arial" w:hAnsi="Arial" w:cs="Arial"/>
+          <w:sz w:val="28"/>
+          <w:szCs w:val="28"/>
+        </w:rPr>
+      </w:pPr>
+      <w:r>
+        <w:rPr>
+          <w:rFonts w:ascii="Arial" w:hAnsi="Arial" w:cs="Arial"/>
+          <w:sz w:val="28"/>
+          <w:szCs w:val="28"/>
+        </w:rPr>
+        <w:t>2.https://megep.meb.gov.tr/mte_program_modul/moduller_pdf/Mekanizma%20Yap%C4%B1m%C4%B1.pdf</w:t>
+      </w:r>
+    </w:p>
+    <w:p>
+      <w:pPr>
+        <w:rPr>
+          <w:rFonts w:ascii="Arial" w:hAnsi="Arial" w:cs="Arial"/>
+          <w:sz w:val="28"/>
+          <w:szCs w:val="28"/>
+        </w:rPr>
+      </w:pPr>
+      <w:r>
+        <w:rPr>
+          <w:rFonts w:ascii="Arial" w:hAnsi="Arial" w:cs="Arial"/>
+          <w:sz w:val="28"/>
+          <w:szCs w:val="28"/>
+        </w:rPr>
+        <w:t>3. yigithanyvz/cad-final-projesi GitHub Repository Commit Logs.</w:t>
+      </w:r>
+    </w:p>
+    <w:p>
+      <w:pPr>
+        <w:rPr>
+          <w:rFonts w:ascii="Arial" w:hAnsi="Arial" w:cs="Arial"/>
+          <w:sz w:val="28"/>
+          <w:szCs w:val="28"/>
+        </w:rPr>
+      </w:pPr>
+    </w:p>
+    <w:p>
+      <w:pPr>
+        <w:rPr>
+          <w:rFonts w:ascii="Arial" w:hAnsi="Arial" w:cs="Arial"/>
+          <w:sz w:val="28"/>
+          <w:szCs w:val="28"/>
+        </w:rPr>
+      </w:pPr>
+    </w:p>
+    <w:p>
+      <w:pPr>
+        <w:rPr>
+          <w:rFonts w:ascii="Arial" w:hAnsi="Arial" w:cs="Arial"/>
+          <w:sz w:val="28"/>
+          <w:szCs w:val="28"/>
+        </w:rPr>
+      </w:pPr>
+    </w:p>
+    <w:p>
+      <w:pPr>
+        <w:rPr>
+          <w:rFonts w:ascii="Arial" w:hAnsi="Arial" w:cs="Arial"/>
+          <w:sz w:val="28"/>
+          <w:szCs w:val="28"/>
+        </w:rPr>
+      </w:pPr>
+    </w:p>
+    <w:p>
+      <w:pPr>
+        <w:rPr>
+          <w:rFonts w:ascii="Arial" w:hAnsi="Arial" w:cs="Arial"/>
+          <w:sz w:val="28"/>
+          <w:szCs w:val="28"/>
+        </w:rPr>
+      </w:pPr>
+    </w:p>
+    <w:p>
+      <w:pPr>
+        <w:rPr>
+          <w:rFonts w:ascii="Arial" w:hAnsi="Arial" w:cs="Arial"/>
+          <w:sz w:val="28"/>
+          <w:szCs w:val="28"/>
+        </w:rPr>
+      </w:pPr>
+    </w:p>
+    <w:p>
+      <w:pPr>
+        <w:rPr>
+          <w:rFonts w:ascii="Arial" w:hAnsi="Arial" w:cs="Arial"/>
+          <w:sz w:val="28"/>
+          <w:szCs w:val="28"/>
+        </w:rPr>
+      </w:pPr>
+    </w:p>
+    <w:p>
+      <w:pPr>
+        <w:rPr>
+          <w:rFonts w:ascii="Arial" w:hAnsi="Arial" w:cs="Arial"/>
+          <w:sz w:val="28"/>
+          <w:szCs w:val="28"/>
+        </w:rPr>
+      </w:pPr>
+    </w:p>
+    <w:p>
+      <w:pPr>
+        <w:rPr>
+          <w:rFonts w:ascii="Arial" w:hAnsi="Arial" w:cs="Arial"/>
+          <w:sz w:val="28"/>
+          <w:szCs w:val="28"/>
+        </w:rPr>
+      </w:pPr>
+    </w:p>
+    <w:p>
+      <w:pPr>
+        <w:rPr>
+          <w:rFonts w:ascii="Arial" w:hAnsi="Arial" w:cs="Arial"/>
+          <w:sz w:val="28"/>
+          <w:szCs w:val="28"/>
+        </w:rPr>
+      </w:pPr>
+    </w:p>
+    <w:p>
+      <w:pPr>
+        <w:rPr>
+          <w:rFonts w:ascii="Arial" w:hAnsi="Arial" w:cs="Arial"/>
+          <w:sz w:val="28"/>
+          <w:szCs w:val="28"/>
+        </w:rPr>
+      </w:pPr>
+    </w:p>
+    <w:p>
+      <w:pPr>
+        <w:rPr>
+          <w:rFonts w:ascii="Arial" w:hAnsi="Arial" w:cs="Arial"/>
+          <w:sz w:val="28"/>
+          <w:szCs w:val="28"/>
+        </w:rPr>
+      </w:pPr>
+    </w:p>
+    <w:p>
+      <w:pPr>
+        <w:rPr>
+          <w:rFonts w:ascii="Arial" w:hAnsi="Arial" w:cs="Arial"/>
+          <w:sz w:val="28"/>
+          <w:szCs w:val="28"/>
+        </w:rPr>
+      </w:pPr>
+    </w:p>
+    <w:p>
+      <w:pPr>
+        <w:rPr>
+          <w:rFonts w:ascii="Arial" w:hAnsi="Arial" w:cs="Arial"/>
+          <w:sz w:val="28"/>
+          <w:szCs w:val="28"/>
+        </w:rPr>
+      </w:pPr>
+    </w:p>
+    <w:p>
+      <w:pPr>
+        <w:rPr>
+          <w:rFonts w:ascii="Arial" w:hAnsi="Arial" w:cs="Arial"/>
+          <w:sz w:val="28"/>
+          <w:szCs w:val="28"/>
+        </w:rPr>
+      </w:pPr>
+    </w:p>
+    <w:p>
+      <w:pPr>
+        <w:rPr>
+          <w:rFonts w:ascii="Arial" w:hAnsi="Arial" w:cs="Arial"/>
+          <w:sz w:val="28"/>
+          <w:szCs w:val="28"/>
+        </w:rPr>
+      </w:pPr>
+    </w:p>
+    <w:p>
+      <w:pPr>
+        <w:rPr>
+          <w:rFonts w:ascii="Arial" w:hAnsi="Arial" w:cs="Arial"/>
+          <w:sz w:val="28"/>
+          <w:szCs w:val="28"/>
+        </w:rPr>
+      </w:pPr>
+    </w:p>
+    <w:p>
+      <w:pPr>
+        <w:rPr>
+          <w:rFonts w:ascii="Arial" w:hAnsi="Arial" w:cs="Arial"/>
+          <w:sz w:val="28"/>
+          <w:szCs w:val="28"/>
+        </w:rPr>
+      </w:pPr>
+    </w:p>
+    <w:p>
+      <w:pPr>
+        <w:rPr>
+          <w:rFonts w:ascii="Arial" w:hAnsi="Arial" w:cs="Arial"/>
+          <w:sz w:val="28"/>
+          <w:szCs w:val="28"/>
+        </w:rPr>
+      </w:pPr>
+    </w:p>
+    <w:p>
+      <w:pPr>
+        <w:rPr>
+          <w:rFonts w:ascii="Arial" w:hAnsi="Arial" w:cs="Arial"/>
+          <w:sz w:val="28"/>
+          <w:szCs w:val="28"/>
+        </w:rPr>
+      </w:pPr>
+    </w:p>
+    <w:p>
+      <w:pPr>
+        <w:rPr>
+          <w:rFonts w:ascii="Arial" w:hAnsi="Arial" w:cs="Arial"/>
+          <w:sz w:val="28"/>
+          <w:szCs w:val="28"/>
+        </w:rPr>
+      </w:pPr>
+    </w:p>
+    <w:p>
+      <w:pPr>
+        <w:rPr>
+          <w:rFonts w:ascii="Arial" w:hAnsi="Arial" w:cs="Arial"/>
+          <w:sz w:val="28"/>
+          <w:szCs w:val="28"/>
+        </w:rPr>
+      </w:pPr>
+    </w:p>
+    <w:p>
+      <w:pPr>
+        <w:rPr>
+          <w:rFonts w:ascii="Arial" w:hAnsi="Arial" w:cs="Arial"/>
+          <w:sz w:val="28"/>
+          <w:szCs w:val="28"/>
+        </w:rPr>
+      </w:pPr>
+    </w:p>
+    <w:p>
+      <w:pPr>
+        <w:rPr>
+          <w:rFonts w:ascii="Arial" w:hAnsi="Arial" w:cs="Arial"/>
+          <w:sz w:val="28"/>
+          <w:szCs w:val="28"/>
+        </w:rPr>
+      </w:pPr>
+      <w:r>
+        <w:rPr>
+          <w:rFonts w:ascii="Arial" w:hAnsi="Arial" w:cs="Arial"/>
+          <w:sz w:val="28"/>
+          <w:szCs w:val="28"/>
+        </w:rPr>
+        <w:tab/>
+      </w:r>
+      <w:r>
+        <w:rPr>
+          <w:rFonts w:ascii="Arial" w:hAnsi="Arial" w:cs="Arial"/>
+          <w:sz w:val="28"/>
+          <w:szCs w:val="28"/>
+        </w:rPr>
+        <w:tab/>
+      </w:r>
+      <w:r>
+        <w:rPr>
+          <w:rFonts w:ascii="Arial" w:hAnsi="Arial" w:cs="Arial"/>
+          <w:sz w:val="28"/>
+          <w:szCs w:val="28"/>
+        </w:rPr>
+        <w:tab/>
+      </w:r>
+      <w:r>
+        <w:rPr>
+          <w:rFonts w:ascii="Arial" w:hAnsi="Arial" w:cs="Arial"/>
+          <w:sz w:val="28"/>
+          <w:szCs w:val="28"/>
+        </w:rPr>
+        <w:tab/>
+      </w:r>
+      <w:r>
+        <w:rPr>
+          <w:rFonts w:ascii="Arial" w:hAnsi="Arial" w:cs="Arial"/>
+          <w:sz w:val="28"/>
+          <w:szCs w:val="28"/>
+        </w:rPr>
+        <w:tab/>
+      </w:r>
+      <w:r>
+        <w:rPr>
+          <w:rFonts w:ascii="Arial" w:hAnsi="Arial" w:cs="Arial"/>
+          <w:sz w:val="28"/>
+          <w:szCs w:val="28"/>
+        </w:rPr>
+        <w:tab/>
+      </w:r>
+      <w:r>
+        <w:rPr>
+          <w:rFonts w:ascii="Arial" w:hAnsi="Arial" w:cs="Arial"/>
+          <w:sz w:val="28"/>
+          <w:szCs w:val="28"/>
+        </w:rPr>
+        <w:tab/>
+      </w:r>
+      <w:r>
+        <w:rPr>
+          <w:rFonts w:ascii="Arial" w:hAnsi="Arial" w:cs="Arial"/>
+          <w:sz w:val="28"/>
+          <w:szCs w:val="28"/>
+        </w:rPr>
+        <w:tab/>
+      </w:r>
+      <w:r>
+        <w:rPr>
+          <w:rFonts w:ascii="Arial" w:hAnsi="Arial" w:cs="Arial"/>
+          <w:sz w:val="28"/>
+          <w:szCs w:val="28"/>
+        </w:rPr>
+        <w:tab/>
+      </w:r>
+      <w:r>
+        <w:rPr>
+          <w:rFonts w:ascii="Arial" w:hAnsi="Arial" w:cs="Arial"/>
+          <w:sz w:val="28"/>
+          <w:szCs w:val="28"/>
+        </w:rPr>
+        <w:tab/>
+      </w:r>
+      <w:r>
+        <w:rPr>
+          <w:rFonts w:ascii="Arial" w:hAnsi="Arial" w:cs="Arial"/>
+          <w:sz w:val="28"/>
+          <w:szCs w:val="28"/>
+        </w:rPr>
+        <w:tab/>
+      </w:r>
+      <w:r>
+        <w:rPr>
+          <w:rFonts w:ascii="Arial" w:hAnsi="Arial" w:cs="Arial"/>
+          <w:sz w:val="28"/>
+          <w:szCs w:val="28"/>
+        </w:rPr>
+        <w:tab/>
+      </w:r>
+      <w:r>
+        <w:rPr>
+          <w:rFonts w:ascii="Arial" w:hAnsi="Arial" w:cs="Arial"/>
+          <w:b/>
+          <w:bCs/>
           <w:sz w:val="24"/>
           <w:szCs w:val="24"/>
         </w:rPr>
-      </w:pPr>
-      <w:r>
-        <w:rPr>
-          <w:rFonts w:ascii="Arial" w:hAnsi="Arial" w:cs="Arial"/>
-          <w:b/>
-          <w:bCs/>
-          <w:sz w:val="32"/>
-          <w:szCs w:val="32"/>
-        </w:rPr>
-        <w:lastRenderedPageBreak/>
-        <w:t>6.</w:t>
-      </w:r>
-      <w:r>
-        <w:rPr>
-          <w:rFonts w:ascii="Arial" w:hAnsi="Arial" w:cs="Arial"/>
-          <w:b/>
-          <w:bCs/>
-          <w:sz w:val="36"/>
-          <w:szCs w:val="36"/>
-        </w:rPr>
-        <w:t xml:space="preserve"> </w:t>
-      </w:r>
-      <w:r>
-        <w:rPr>
-          <w:rFonts w:ascii="Arial" w:hAnsi="Arial" w:cs="Arial"/>
-          <w:b/>
-          <w:bCs/>
-          <w:sz w:val="36"/>
-          <w:szCs w:val="36"/>
-        </w:rPr>
-        <w:t xml:space="preserve">  </w:t>
-      </w:r>
-      <w:r>
-        <w:rPr>
-          <w:rFonts w:ascii="Arial" w:hAnsi="Arial" w:cs="Arial"/>
-          <w:b/>
-          <w:bCs/>
-          <w:sz w:val="28"/>
-          <w:szCs w:val="28"/>
-        </w:rPr>
-        <w:t>KAYNAKÇA</w:t>
-      </w:r>
-      <w:r>
-        <w:rPr>
-          <w:rFonts w:ascii="Arial" w:hAnsi="Arial" w:cs="Arial"/>
-          <w:b/>
-          <w:bCs/>
-          <w:sz w:val="28"/>
-          <w:szCs w:val="28"/>
-        </w:rPr>
-        <w:t xml:space="preserve">  </w:t>
-      </w:r>
-    </w:p>
-    <w:p>
-      <w:pPr>
-        <w:rPr>
-          <w:rFonts w:ascii="Arial" w:hAnsi="Arial" w:cs="Arial"/>
-          <w:b/>
-          <w:bCs/>
-          <w:sz w:val="28"/>
-          <w:szCs w:val="28"/>
-        </w:rPr>
-      </w:pPr>
-    </w:p>
-    <w:p>
-      <w:pPr>
-        <w:rPr>
-          <w:rFonts w:ascii="Arial" w:hAnsi="Arial" w:cs="Arial"/>
-          <w:sz w:val="28"/>
-          <w:szCs w:val="28"/>
-        </w:rPr>
-      </w:pPr>
-      <w:r>
-        <w:rPr>
-          <w:rFonts w:ascii="Arial" w:hAnsi="Arial" w:cs="Arial"/>
-          <w:sz w:val="28"/>
-          <w:szCs w:val="28"/>
-        </w:rPr>
-        <w:t xml:space="preserve">1. </w:t>
-      </w:r>
-      <w:proofErr w:type="spellStart"/>
-      <w:r>
-        <w:rPr>
-          <w:rFonts w:ascii="Arial" w:hAnsi="Arial" w:cs="Arial"/>
-          <w:sz w:val="28"/>
-          <w:szCs w:val="28"/>
-        </w:rPr>
-        <w:t>Autodesk</w:t>
-      </w:r>
-      <w:proofErr w:type="spellEnd"/>
-      <w:r>
-        <w:rPr>
-          <w:rFonts w:ascii="Arial" w:hAnsi="Arial" w:cs="Arial"/>
-          <w:sz w:val="28"/>
-          <w:szCs w:val="28"/>
-        </w:rPr>
-        <w:t xml:space="preserve"> </w:t>
-      </w:r>
-      <w:proofErr w:type="spellStart"/>
-      <w:r>
-        <w:rPr>
-          <w:rFonts w:ascii="Arial" w:hAnsi="Arial" w:cs="Arial"/>
-          <w:sz w:val="28"/>
-          <w:szCs w:val="28"/>
-        </w:rPr>
-        <w:t>Inventor</w:t>
-      </w:r>
-      <w:proofErr w:type="spellEnd"/>
-      <w:r>
-        <w:rPr>
-          <w:rFonts w:ascii="Arial" w:hAnsi="Arial" w:cs="Arial"/>
-          <w:sz w:val="28"/>
-          <w:szCs w:val="28"/>
-        </w:rPr>
-        <w:t xml:space="preserve"> Professional 2025/2026 Help &amp; </w:t>
-      </w:r>
-      <w:proofErr w:type="spellStart"/>
-      <w:r>
-        <w:rPr>
-          <w:rFonts w:ascii="Arial" w:hAnsi="Arial" w:cs="Arial"/>
-          <w:sz w:val="28"/>
-          <w:szCs w:val="28"/>
-        </w:rPr>
-        <w:t>Kinematics</w:t>
-      </w:r>
-      <w:proofErr w:type="spellEnd"/>
-      <w:r>
-        <w:rPr>
-          <w:rFonts w:ascii="Arial" w:hAnsi="Arial" w:cs="Arial"/>
-          <w:sz w:val="28"/>
-          <w:szCs w:val="28"/>
-        </w:rPr>
-        <w:t xml:space="preserve"> </w:t>
-      </w:r>
-      <w:proofErr w:type="spellStart"/>
-      <w:r>
-        <w:rPr>
-          <w:rFonts w:ascii="Arial" w:hAnsi="Arial" w:cs="Arial"/>
-          <w:sz w:val="28"/>
-          <w:szCs w:val="28"/>
-        </w:rPr>
-        <w:t>Documentation</w:t>
-      </w:r>
-      <w:proofErr w:type="spellEnd"/>
-      <w:r>
-        <w:rPr>
-          <w:rFonts w:ascii="Arial" w:hAnsi="Arial" w:cs="Arial"/>
-          <w:sz w:val="28"/>
-          <w:szCs w:val="28"/>
-        </w:rPr>
-        <w:t>.</w:t>
-      </w:r>
-    </w:p>
-    <w:p>
-      <w:pPr>
-        <w:rPr>
-          <w:rFonts w:ascii="Arial" w:hAnsi="Arial" w:cs="Arial"/>
-          <w:sz w:val="28"/>
-          <w:szCs w:val="28"/>
-        </w:rPr>
-      </w:pPr>
-      <w:r>
-        <w:rPr>
-          <w:rFonts w:ascii="Arial" w:hAnsi="Arial" w:cs="Arial"/>
-          <w:sz w:val="28"/>
-          <w:szCs w:val="28"/>
-        </w:rPr>
-        <w:t>2.https://megep.meb.gov.tr/mte_program_modul/moduller_pdf/Mekanizma%20Yap%C4%B1m%C4%B1.pdf</w:t>
-      </w:r>
-    </w:p>
-    <w:p>
-      <w:pPr>
-        <w:rPr>
-          <w:rFonts w:ascii="Arial" w:hAnsi="Arial" w:cs="Arial"/>
-          <w:sz w:val="28"/>
-          <w:szCs w:val="28"/>
-        </w:rPr>
-      </w:pPr>
-      <w:r>
-        <w:rPr>
-          <w:rFonts w:ascii="Arial" w:hAnsi="Arial" w:cs="Arial"/>
-          <w:sz w:val="28"/>
-          <w:szCs w:val="28"/>
-        </w:rPr>
-        <w:t xml:space="preserve">3. </w:t>
-      </w:r>
-      <w:proofErr w:type="spellStart"/>
-      <w:r>
-        <w:rPr>
-          <w:rFonts w:ascii="Arial" w:hAnsi="Arial" w:cs="Arial"/>
-          <w:sz w:val="28"/>
-          <w:szCs w:val="28"/>
-        </w:rPr>
-        <w:t>yigithanyvz</w:t>
-      </w:r>
-      <w:proofErr w:type="spellEnd"/>
-      <w:r>
-        <w:rPr>
-          <w:rFonts w:ascii="Arial" w:hAnsi="Arial" w:cs="Arial"/>
-          <w:sz w:val="28"/>
-          <w:szCs w:val="28"/>
-        </w:rPr>
-        <w:t>/</w:t>
-      </w:r>
-      <w:proofErr w:type="spellStart"/>
-      <w:r>
-        <w:rPr>
-          <w:rFonts w:ascii="Arial" w:hAnsi="Arial" w:cs="Arial"/>
-          <w:sz w:val="28"/>
-          <w:szCs w:val="28"/>
-        </w:rPr>
-        <w:t>cad</w:t>
-      </w:r>
-      <w:proofErr w:type="spellEnd"/>
-      <w:r>
-        <w:rPr>
-          <w:rFonts w:ascii="Arial" w:hAnsi="Arial" w:cs="Arial"/>
-          <w:sz w:val="28"/>
-          <w:szCs w:val="28"/>
-        </w:rPr>
-        <w:t xml:space="preserve">-final-projesi </w:t>
-      </w:r>
-      <w:proofErr w:type="spellStart"/>
-      <w:r>
-        <w:rPr>
-          <w:rFonts w:ascii="Arial" w:hAnsi="Arial" w:cs="Arial"/>
-          <w:sz w:val="28"/>
-          <w:szCs w:val="28"/>
-        </w:rPr>
-        <w:t>GitHub</w:t>
-      </w:r>
-      <w:proofErr w:type="spellEnd"/>
-      <w:r>
-        <w:rPr>
-          <w:rFonts w:ascii="Arial" w:hAnsi="Arial" w:cs="Arial"/>
-          <w:sz w:val="28"/>
-          <w:szCs w:val="28"/>
-        </w:rPr>
-        <w:t xml:space="preserve"> </w:t>
-      </w:r>
-      <w:proofErr w:type="spellStart"/>
-      <w:r>
-        <w:rPr>
-          <w:rFonts w:ascii="Arial" w:hAnsi="Arial" w:cs="Arial"/>
-          <w:sz w:val="28"/>
-          <w:szCs w:val="28"/>
-        </w:rPr>
-        <w:t>Repository</w:t>
-      </w:r>
-      <w:proofErr w:type="spellEnd"/>
-      <w:r>
-        <w:rPr>
-          <w:rFonts w:ascii="Arial" w:hAnsi="Arial" w:cs="Arial"/>
-          <w:sz w:val="28"/>
-          <w:szCs w:val="28"/>
-        </w:rPr>
-        <w:t xml:space="preserve"> </w:t>
-      </w:r>
-      <w:proofErr w:type="spellStart"/>
-      <w:r>
-        <w:rPr>
-          <w:rFonts w:ascii="Arial" w:hAnsi="Arial" w:cs="Arial"/>
-          <w:sz w:val="28"/>
-          <w:szCs w:val="28"/>
-        </w:rPr>
-        <w:t>Commit</w:t>
-      </w:r>
-      <w:proofErr w:type="spellEnd"/>
-      <w:r>
-        <w:rPr>
-          <w:rFonts w:ascii="Arial" w:hAnsi="Arial" w:cs="Arial"/>
-          <w:sz w:val="28"/>
-          <w:szCs w:val="28"/>
-        </w:rPr>
-        <w:t xml:space="preserve"> </w:t>
-      </w:r>
-      <w:proofErr w:type="spellStart"/>
-      <w:r>
-        <w:rPr>
-          <w:rFonts w:ascii="Arial" w:hAnsi="Arial" w:cs="Arial"/>
-          <w:sz w:val="28"/>
-          <w:szCs w:val="28"/>
-        </w:rPr>
-        <w:t>Logs</w:t>
-      </w:r>
-      <w:proofErr w:type="spellEnd"/>
-      <w:r>
-        <w:rPr>
-          <w:rFonts w:ascii="Arial" w:hAnsi="Arial" w:cs="Arial"/>
-          <w:sz w:val="28"/>
-          <w:szCs w:val="28"/>
-        </w:rPr>
-        <w:t>.</w:t>
-      </w:r>
-    </w:p>
-    <w:p>
-      <w:pPr>
-        <w:rPr>
-          <w:rFonts w:ascii="Arial" w:hAnsi="Arial" w:cs="Arial"/>
-          <w:sz w:val="28"/>
-          <w:szCs w:val="28"/>
-        </w:rPr>
-      </w:pPr>
-    </w:p>
-    <w:p>
-      <w:pPr>
-        <w:rPr>
-          <w:rFonts w:ascii="Arial" w:hAnsi="Arial" w:cs="Arial"/>
-          <w:sz w:val="28"/>
-          <w:szCs w:val="28"/>
-        </w:rPr>
-      </w:pPr>
-    </w:p>
-    <w:p>
-      <w:pPr>
-        <w:rPr>
-          <w:rFonts w:ascii="Arial" w:hAnsi="Arial" w:cs="Arial"/>
-          <w:sz w:val="28"/>
-          <w:szCs w:val="28"/>
-        </w:rPr>
-      </w:pPr>
-    </w:p>
-    <w:p>
-      <w:pPr>
-        <w:rPr>
-          <w:rFonts w:ascii="Arial" w:hAnsi="Arial" w:cs="Arial"/>
-          <w:sz w:val="28"/>
-          <w:szCs w:val="28"/>
-        </w:rPr>
-      </w:pPr>
-    </w:p>
-    <w:p>
-      <w:pPr>
-        <w:rPr>
-          <w:rFonts w:ascii="Arial" w:hAnsi="Arial" w:cs="Arial"/>
-          <w:sz w:val="28"/>
-          <w:szCs w:val="28"/>
-        </w:rPr>
-      </w:pPr>
-    </w:p>
-    <w:p>
-      <w:pPr>
-        <w:rPr>
-          <w:rFonts w:ascii="Arial" w:hAnsi="Arial" w:cs="Arial"/>
-          <w:sz w:val="28"/>
-          <w:szCs w:val="28"/>
-        </w:rPr>
-      </w:pPr>
-    </w:p>
-    <w:p>
-      <w:pPr>
-        <w:rPr>
-          <w:rFonts w:ascii="Arial" w:hAnsi="Arial" w:cs="Arial"/>
-          <w:sz w:val="28"/>
-          <w:szCs w:val="28"/>
-        </w:rPr>
-      </w:pPr>
-    </w:p>
-    <w:p>
-      <w:pPr>
-        <w:rPr>
-          <w:rFonts w:ascii="Arial" w:hAnsi="Arial" w:cs="Arial"/>
-          <w:sz w:val="28"/>
-          <w:szCs w:val="28"/>
-        </w:rPr>
-      </w:pPr>
-    </w:p>
-    <w:p>
-      <w:pPr>
-        <w:rPr>
-          <w:rFonts w:ascii="Arial" w:hAnsi="Arial" w:cs="Arial"/>
-          <w:sz w:val="28"/>
-          <w:szCs w:val="28"/>
-        </w:rPr>
-      </w:pPr>
-    </w:p>
-    <w:p>
-      <w:pPr>
-        <w:rPr>
-          <w:rFonts w:ascii="Arial" w:hAnsi="Arial" w:cs="Arial"/>
-          <w:sz w:val="28"/>
-          <w:szCs w:val="28"/>
-        </w:rPr>
-      </w:pPr>
-    </w:p>
-    <w:p>
-      <w:pPr>
-        <w:rPr>
-          <w:rFonts w:ascii="Arial" w:hAnsi="Arial" w:cs="Arial"/>
-          <w:sz w:val="28"/>
-          <w:szCs w:val="28"/>
-        </w:rPr>
-      </w:pPr>
-    </w:p>
-    <w:p>
-      <w:pPr>
-        <w:rPr>
-          <w:rFonts w:ascii="Arial" w:hAnsi="Arial" w:cs="Arial"/>
-          <w:sz w:val="28"/>
-          <w:szCs w:val="28"/>
-        </w:rPr>
-      </w:pPr>
-    </w:p>
-    <w:p>
-      <w:pPr>
-        <w:rPr>
-          <w:rFonts w:ascii="Arial" w:hAnsi="Arial" w:cs="Arial"/>
-          <w:sz w:val="28"/>
-          <w:szCs w:val="28"/>
-        </w:rPr>
-      </w:pPr>
-    </w:p>
-    <w:p>
-      <w:pPr>
-        <w:rPr>
-          <w:rFonts w:ascii="Arial" w:hAnsi="Arial" w:cs="Arial"/>
-          <w:sz w:val="28"/>
-          <w:szCs w:val="28"/>
-        </w:rPr>
-      </w:pPr>
-    </w:p>
-    <w:p>
-      <w:pPr>
-        <w:rPr>
-          <w:rFonts w:ascii="Arial" w:hAnsi="Arial" w:cs="Arial"/>
-          <w:sz w:val="28"/>
-          <w:szCs w:val="28"/>
-        </w:rPr>
-      </w:pPr>
-    </w:p>
-    <w:p>
-      <w:pPr>
-        <w:rPr>
-          <w:rFonts w:ascii="Arial" w:hAnsi="Arial" w:cs="Arial"/>
-          <w:sz w:val="28"/>
-          <w:szCs w:val="28"/>
-        </w:rPr>
-      </w:pPr>
-    </w:p>
-    <w:p>
-      <w:pPr>
-        <w:rPr>
-          <w:rFonts w:ascii="Arial" w:hAnsi="Arial" w:cs="Arial"/>
-          <w:sz w:val="28"/>
-          <w:szCs w:val="28"/>
-        </w:rPr>
-      </w:pPr>
-    </w:p>
-    <w:p>
-      <w:pPr>
-        <w:rPr>
-          <w:rFonts w:ascii="Arial" w:hAnsi="Arial" w:cs="Arial"/>
-          <w:sz w:val="28"/>
-          <w:szCs w:val="28"/>
-        </w:rPr>
-      </w:pPr>
-    </w:p>
-    <w:p>
-      <w:pPr>
-        <w:rPr>
-          <w:rFonts w:ascii="Arial" w:hAnsi="Arial" w:cs="Arial"/>
-          <w:sz w:val="28"/>
-          <w:szCs w:val="28"/>
-        </w:rPr>
-      </w:pPr>
-    </w:p>
-    <w:p>
-      <w:pPr>
-        <w:rPr>
-          <w:rFonts w:ascii="Arial" w:hAnsi="Arial" w:cs="Arial"/>
-          <w:sz w:val="28"/>
-          <w:szCs w:val="28"/>
-        </w:rPr>
-      </w:pPr>
-    </w:p>
-    <w:p>
-      <w:pPr>
-        <w:rPr>
-          <w:rFonts w:ascii="Arial" w:hAnsi="Arial" w:cs="Arial"/>
-          <w:sz w:val="28"/>
-          <w:szCs w:val="28"/>
-        </w:rPr>
-      </w:pPr>
-    </w:p>
-    <w:p>
-      <w:pPr>
-        <w:rPr>
-          <w:rFonts w:ascii="Arial" w:hAnsi="Arial" w:cs="Arial"/>
-          <w:sz w:val="28"/>
-          <w:szCs w:val="28"/>
-        </w:rPr>
-      </w:pPr>
-    </w:p>
-    <w:p>
-      <w:pPr>
-        <w:rPr>
-          <w:rFonts w:ascii="Arial" w:hAnsi="Arial" w:cs="Arial"/>
-          <w:sz w:val="28"/>
-          <w:szCs w:val="28"/>
-        </w:rPr>
-      </w:pPr>
-    </w:p>
-    <w:p>
-      <w:pPr>
-        <w:rPr>
-          <w:rFonts w:ascii="Arial" w:hAnsi="Arial" w:cs="Arial"/>
-          <w:sz w:val="28"/>
-          <w:szCs w:val="28"/>
-        </w:rPr>
-      </w:pPr>
-      <w:r>
-        <w:rPr>
-          <w:rFonts w:ascii="Arial" w:hAnsi="Arial" w:cs="Arial"/>
-          <w:sz w:val="28"/>
-          <w:szCs w:val="28"/>
-        </w:rPr>
-        <w:tab/>
-      </w:r>
-      <w:r>
-        <w:rPr>
-          <w:rFonts w:ascii="Arial" w:hAnsi="Arial" w:cs="Arial"/>
-          <w:sz w:val="28"/>
-          <w:szCs w:val="28"/>
-        </w:rPr>
-        <w:tab/>
-      </w:r>
-      <w:r>
-        <w:rPr>
-          <w:rFonts w:ascii="Arial" w:hAnsi="Arial" w:cs="Arial"/>
-          <w:sz w:val="28"/>
-          <w:szCs w:val="28"/>
-        </w:rPr>
-        <w:tab/>
-      </w:r>
-      <w:r>
-        <w:rPr>
-          <w:rFonts w:ascii="Arial" w:hAnsi="Arial" w:cs="Arial"/>
-          <w:sz w:val="28"/>
-          <w:szCs w:val="28"/>
-        </w:rPr>
-        <w:tab/>
-      </w:r>
-      <w:r>
-        <w:rPr>
-          <w:rFonts w:ascii="Arial" w:hAnsi="Arial" w:cs="Arial"/>
-          <w:sz w:val="28"/>
-          <w:szCs w:val="28"/>
-        </w:rPr>
-        <w:tab/>
-      </w:r>
-      <w:r>
-        <w:rPr>
-          <w:rFonts w:ascii="Arial" w:hAnsi="Arial" w:cs="Arial"/>
-          <w:sz w:val="28"/>
-          <w:szCs w:val="28"/>
-        </w:rPr>
-        <w:tab/>
-      </w:r>
-      <w:r>
-        <w:rPr>
-          <w:rFonts w:ascii="Arial" w:hAnsi="Arial" w:cs="Arial"/>
-          <w:sz w:val="28"/>
-          <w:szCs w:val="28"/>
-        </w:rPr>
-        <w:tab/>
-      </w:r>
-      <w:r>
-        <w:rPr>
-          <w:rFonts w:ascii="Arial" w:hAnsi="Arial" w:cs="Arial"/>
-          <w:sz w:val="28"/>
-          <w:szCs w:val="28"/>
-        </w:rPr>
-        <w:tab/>
-      </w:r>
-      <w:r>
-        <w:rPr>
-          <w:rFonts w:ascii="Arial" w:hAnsi="Arial" w:cs="Arial"/>
-          <w:sz w:val="28"/>
-          <w:szCs w:val="28"/>
-        </w:rPr>
-        <w:tab/>
-      </w:r>
-      <w:r>
-        <w:rPr>
-          <w:rFonts w:ascii="Arial" w:hAnsi="Arial" w:cs="Arial"/>
-          <w:sz w:val="28"/>
-          <w:szCs w:val="28"/>
-        </w:rPr>
-        <w:tab/>
-      </w:r>
-      <w:r>
-        <w:rPr>
-          <w:rFonts w:ascii="Arial" w:hAnsi="Arial" w:cs="Arial"/>
-          <w:sz w:val="28"/>
-          <w:szCs w:val="28"/>
-        </w:rPr>
-        <w:tab/>
-      </w:r>
-      <w:r>
-        <w:rPr>
-          <w:rFonts w:ascii="Arial" w:hAnsi="Arial" w:cs="Arial"/>
-          <w:sz w:val="28"/>
-          <w:szCs w:val="28"/>
-        </w:rPr>
-        <w:tab/>
-      </w:r>
-      <w:proofErr w:type="gramStart"/>
-      <w:r>
-        <w:rPr>
-          <w:rFonts w:ascii="Arial" w:hAnsi="Arial" w:cs="Arial"/>
-          <w:b/>
-          <w:bCs/>
+        <w:t>PARAF:</w:t>
+      </w:r>
+      <w:r>
+        <w:rPr>
+          <w:rFonts w:ascii="Arial" w:hAnsi="Arial" w:cs="Arial"/>
           <w:sz w:val="24"/>
           <w:szCs w:val="24"/>
         </w:rPr>
-        <w:t>PARAF:</w:t>
-      </w:r>
-      <w:r>
-        <w:rPr>
-          <w:rFonts w:ascii="Arial" w:hAnsi="Arial" w:cs="Arial"/>
-          <w:sz w:val="24"/>
-          <w:szCs w:val="24"/>
-        </w:rPr>
-        <w:t>..…….</w:t>
-      </w:r>
-      <w:proofErr w:type="gramEnd"/>
-      <w:r>
-        <w:rPr>
-          <w:rFonts w:ascii="Arial" w:hAnsi="Arial" w:cs="Arial"/>
-          <w:sz w:val="24"/>
-          <w:szCs w:val="24"/>
-        </w:rPr>
-        <w:t>.</w:t>
+        <w:t>..……..</w:t>
       </w:r>
     </w:p>
     <w:sectPr>
